--- a/reports/lab4/ Дубняков_Павел_отчет.docx
+++ b/reports/lab4/ Дубняков_Павел_отчет.docx
@@ -22,7 +22,7 @@
           <w:b/>
           <w:bCs/>
         </w:rPr>
-        <w:t>3</w:t>
+        <w:t>4</w:t>
       </w:r>
       <w:r>
         <w:rPr>
@@ -79,7 +79,1544 @@
       </w:r>
       <w:r>
         <w:rPr/>
-        <w:t xml:space="preserve"> реализация через </w:t>
+        <w:t xml:space="preserve"> </w:t>
+      </w:r>
+      <w:r>
+        <w:rPr/>
+        <w:t>CUDA</w:t>
+      </w:r>
+      <w:r>
+        <w:rPr/>
+        <w:t>.</w:t>
+      </w:r>
+    </w:p>
+    <w:p>
+      <w:pPr>
+        <w:pStyle w:val="Normal"/>
+        <w:rPr>
+          <w:b/>
+          <w:bCs/>
+        </w:rPr>
+      </w:pPr>
+      <w:r>
+        <w:rPr>
+          <w:b/>
+          <w:bCs/>
+        </w:rPr>
+        <w:t>Описание:</w:t>
+      </w:r>
+    </w:p>
+    <w:p>
+      <w:pPr>
+        <w:pStyle w:val="Normal"/>
+        <w:rPr/>
+      </w:pPr>
+      <w:r>
+        <w:rPr>
+          <w:b w:val="false"/>
+          <w:bCs w:val="false"/>
+        </w:rPr>
+        <w:t xml:space="preserve">Сначала данные копируются в память девайса. </w:t>
+      </w:r>
+      <w:r>
+        <w:rPr/>
+        <w:t>Фиксируется количество потоков внутри блока и по нему вычисляется количество блоков в решетке. Затем вызывается код ядра. После выполнения результат копируется обратно в память хоста.</w:t>
+      </w:r>
+    </w:p>
+    <w:p>
+      <w:pPr>
+        <w:pStyle w:val="Normal"/>
+        <w:spacing w:before="0" w:after="0"/>
+        <w:ind w:hanging="0"/>
+        <w:rPr>
+          <w:color w:val="2A6099"/>
+        </w:rPr>
+      </w:pPr>
+      <w:r>
+        <w:rPr>
+          <w:rFonts w:ascii="Consolas" w:hAnsi="Consolas"/>
+          <w:color w:val="2A6099"/>
+          <w:sz w:val="18"/>
+          <w:szCs w:val="18"/>
+        </w:rPr>
+        <w:t>__global__ void matrix_vector_multiply(int* d_matrix, int* d_vector, int* d_result, int rows, int cols) {</w:t>
+      </w:r>
+    </w:p>
+    <w:p>
+      <w:pPr>
+        <w:pStyle w:val="Normal"/>
+        <w:spacing w:before="0" w:after="0"/>
+        <w:ind w:hanging="0"/>
+        <w:rPr>
+          <w:color w:val="2A6099"/>
+        </w:rPr>
+      </w:pPr>
+      <w:r>
+        <w:rPr>
+          <w:rFonts w:ascii="Consolas" w:hAnsi="Consolas"/>
+          <w:color w:val="2A6099"/>
+          <w:sz w:val="18"/>
+          <w:szCs w:val="18"/>
+        </w:rPr>
+        <w:t xml:space="preserve">    </w:t>
+      </w:r>
+      <w:r>
+        <w:rPr>
+          <w:rFonts w:ascii="Consolas" w:hAnsi="Consolas"/>
+          <w:color w:val="2A6099"/>
+          <w:sz w:val="18"/>
+          <w:szCs w:val="18"/>
+        </w:rPr>
+        <w:t>int row = blockIdx.x * blockDim.x + threadIdx.x;</w:t>
+      </w:r>
+    </w:p>
+    <w:p>
+      <w:pPr>
+        <w:pStyle w:val="Normal"/>
+        <w:spacing w:before="0" w:after="0"/>
+        <w:ind w:hanging="0"/>
+        <w:rPr>
+          <w:color w:val="2A6099"/>
+        </w:rPr>
+      </w:pPr>
+      <w:r>
+        <w:rPr>
+          <w:rFonts w:ascii="Consolas" w:hAnsi="Consolas"/>
+          <w:color w:val="2A6099"/>
+          <w:sz w:val="18"/>
+          <w:szCs w:val="18"/>
+        </w:rPr>
+        <w:t xml:space="preserve">    </w:t>
+      </w:r>
+      <w:r>
+        <w:rPr>
+          <w:rFonts w:ascii="Consolas" w:hAnsi="Consolas"/>
+          <w:color w:val="2A6099"/>
+          <w:sz w:val="18"/>
+          <w:szCs w:val="18"/>
+        </w:rPr>
+        <w:t>if (row &lt; rows) {</w:t>
+      </w:r>
+    </w:p>
+    <w:p>
+      <w:pPr>
+        <w:pStyle w:val="Normal"/>
+        <w:spacing w:before="0" w:after="0"/>
+        <w:ind w:hanging="0"/>
+        <w:rPr>
+          <w:color w:val="2A6099"/>
+        </w:rPr>
+      </w:pPr>
+      <w:r>
+        <w:rPr>
+          <w:rFonts w:ascii="Consolas" w:hAnsi="Consolas"/>
+          <w:color w:val="2A6099"/>
+          <w:sz w:val="18"/>
+          <w:szCs w:val="18"/>
+        </w:rPr>
+        <w:t xml:space="preserve">        </w:t>
+      </w:r>
+      <w:r>
+        <w:rPr>
+          <w:rFonts w:ascii="Consolas" w:hAnsi="Consolas"/>
+          <w:color w:val="2A6099"/>
+          <w:sz w:val="18"/>
+          <w:szCs w:val="18"/>
+        </w:rPr>
+        <w:t>int sum = 0;</w:t>
+      </w:r>
+    </w:p>
+    <w:p>
+      <w:pPr>
+        <w:pStyle w:val="Normal"/>
+        <w:spacing w:before="0" w:after="0"/>
+        <w:ind w:hanging="0"/>
+        <w:rPr>
+          <w:color w:val="2A6099"/>
+        </w:rPr>
+      </w:pPr>
+      <w:r>
+        <w:rPr>
+          <w:rFonts w:ascii="Consolas" w:hAnsi="Consolas"/>
+          <w:color w:val="2A6099"/>
+          <w:sz w:val="18"/>
+          <w:szCs w:val="18"/>
+        </w:rPr>
+        <w:t xml:space="preserve">        </w:t>
+      </w:r>
+      <w:r>
+        <w:rPr>
+          <w:rFonts w:ascii="Consolas" w:hAnsi="Consolas"/>
+          <w:color w:val="2A6099"/>
+          <w:sz w:val="18"/>
+          <w:szCs w:val="18"/>
+        </w:rPr>
+        <w:t>for (int j = 0; j &lt; cols; ++j) {</w:t>
+      </w:r>
+    </w:p>
+    <w:p>
+      <w:pPr>
+        <w:pStyle w:val="Normal"/>
+        <w:spacing w:before="0" w:after="0"/>
+        <w:ind w:hanging="0"/>
+        <w:rPr>
+          <w:color w:val="2A6099"/>
+        </w:rPr>
+      </w:pPr>
+      <w:r>
+        <w:rPr>
+          <w:rFonts w:ascii="Consolas" w:hAnsi="Consolas"/>
+          <w:color w:val="2A6099"/>
+          <w:sz w:val="18"/>
+          <w:szCs w:val="18"/>
+        </w:rPr>
+        <w:t xml:space="preserve">            </w:t>
+      </w:r>
+      <w:r>
+        <w:rPr>
+          <w:rFonts w:ascii="Consolas" w:hAnsi="Consolas"/>
+          <w:color w:val="2A6099"/>
+          <w:sz w:val="18"/>
+          <w:szCs w:val="18"/>
+        </w:rPr>
+        <w:t>sum += d_matrix[row * cols + j] * d_vector[j];</w:t>
+      </w:r>
+    </w:p>
+    <w:p>
+      <w:pPr>
+        <w:pStyle w:val="Normal"/>
+        <w:spacing w:before="0" w:after="0"/>
+        <w:ind w:hanging="0"/>
+        <w:rPr>
+          <w:color w:val="2A6099"/>
+        </w:rPr>
+      </w:pPr>
+      <w:r>
+        <w:rPr>
+          <w:rFonts w:ascii="Consolas" w:hAnsi="Consolas"/>
+          <w:color w:val="2A6099"/>
+          <w:sz w:val="18"/>
+          <w:szCs w:val="18"/>
+        </w:rPr>
+        <w:t xml:space="preserve">        </w:t>
+      </w:r>
+      <w:r>
+        <w:rPr>
+          <w:rFonts w:ascii="Consolas" w:hAnsi="Consolas"/>
+          <w:color w:val="2A6099"/>
+          <w:sz w:val="18"/>
+          <w:szCs w:val="18"/>
+        </w:rPr>
+        <w:t>}</w:t>
+      </w:r>
+    </w:p>
+    <w:p>
+      <w:pPr>
+        <w:pStyle w:val="Normal"/>
+        <w:spacing w:before="0" w:after="0"/>
+        <w:ind w:hanging="0"/>
+        <w:rPr>
+          <w:color w:val="2A6099"/>
+        </w:rPr>
+      </w:pPr>
+      <w:r>
+        <w:rPr>
+          <w:rFonts w:ascii="Consolas" w:hAnsi="Consolas"/>
+          <w:color w:val="2A6099"/>
+          <w:sz w:val="18"/>
+          <w:szCs w:val="18"/>
+        </w:rPr>
+        <w:t xml:space="preserve">        </w:t>
+      </w:r>
+      <w:r>
+        <w:rPr>
+          <w:rFonts w:ascii="Consolas" w:hAnsi="Consolas"/>
+          <w:color w:val="2A6099"/>
+          <w:sz w:val="18"/>
+          <w:szCs w:val="18"/>
+        </w:rPr>
+        <w:t>d_result[row] = sum;</w:t>
+      </w:r>
+    </w:p>
+    <w:p>
+      <w:pPr>
+        <w:pStyle w:val="Normal"/>
+        <w:spacing w:before="0" w:after="0"/>
+        <w:ind w:hanging="0"/>
+        <w:rPr>
+          <w:color w:val="2A6099"/>
+        </w:rPr>
+      </w:pPr>
+      <w:r>
+        <w:rPr>
+          <w:rFonts w:ascii="Consolas" w:hAnsi="Consolas"/>
+          <w:color w:val="2A6099"/>
+          <w:sz w:val="18"/>
+          <w:szCs w:val="18"/>
+        </w:rPr>
+        <w:t xml:space="preserve">    </w:t>
+      </w:r>
+      <w:r>
+        <w:rPr>
+          <w:rFonts w:ascii="Consolas" w:hAnsi="Consolas"/>
+          <w:color w:val="2A6099"/>
+          <w:sz w:val="18"/>
+          <w:szCs w:val="18"/>
+        </w:rPr>
+        <w:t>}</w:t>
+      </w:r>
+    </w:p>
+    <w:p>
+      <w:pPr>
+        <w:pStyle w:val="Normal"/>
+        <w:spacing w:before="0" w:after="0"/>
+        <w:ind w:hanging="0"/>
+        <w:rPr>
+          <w:color w:val="2A6099"/>
+        </w:rPr>
+      </w:pPr>
+      <w:r>
+        <w:rPr>
+          <w:rFonts w:ascii="Consolas" w:hAnsi="Consolas"/>
+          <w:color w:val="2A6099"/>
+          <w:sz w:val="18"/>
+          <w:szCs w:val="18"/>
+        </w:rPr>
+        <w:t>}</w:t>
+      </w:r>
+    </w:p>
+    <w:p>
+      <w:pPr>
+        <w:pStyle w:val="Normal"/>
+        <w:spacing w:before="0" w:after="0"/>
+        <w:ind w:hanging="0"/>
+        <w:rPr>
+          <w:rFonts w:ascii="Consolas" w:hAnsi="Consolas"/>
+          <w:color w:val="808080"/>
+          <w:sz w:val="18"/>
+          <w:szCs w:val="18"/>
+        </w:rPr>
+      </w:pPr>
+      <w:r>
+        <w:rPr/>
+      </w:r>
+    </w:p>
+    <w:p>
+      <w:pPr>
+        <w:pStyle w:val="Normal"/>
+        <w:spacing w:before="0" w:after="0"/>
+        <w:ind w:hanging="0"/>
+        <w:rPr>
+          <w:rFonts w:ascii="Consolas" w:hAnsi="Consolas"/>
+          <w:color w:val="808080"/>
+          <w:sz w:val="18"/>
+          <w:szCs w:val="18"/>
+        </w:rPr>
+      </w:pPr>
+      <w:r>
+        <w:rPr>
+          <w:rFonts w:ascii="Consolas" w:hAnsi="Consolas"/>
+          <w:color w:val="808080"/>
+          <w:sz w:val="18"/>
+          <w:szCs w:val="18"/>
+        </w:rPr>
+        <w:t>void checkCudaError(cudaError_t err, const char* message) {</w:t>
+      </w:r>
+    </w:p>
+    <w:p>
+      <w:pPr>
+        <w:pStyle w:val="Normal"/>
+        <w:spacing w:before="0" w:after="0"/>
+        <w:ind w:hanging="0"/>
+        <w:rPr>
+          <w:rFonts w:ascii="Consolas" w:hAnsi="Consolas"/>
+          <w:color w:val="808080"/>
+          <w:sz w:val="18"/>
+          <w:szCs w:val="18"/>
+        </w:rPr>
+      </w:pPr>
+      <w:r>
+        <w:rPr>
+          <w:rFonts w:ascii="Consolas" w:hAnsi="Consolas"/>
+          <w:color w:val="808080"/>
+          <w:sz w:val="18"/>
+          <w:szCs w:val="18"/>
+        </w:rPr>
+        <w:t xml:space="preserve">    </w:t>
+      </w:r>
+      <w:r>
+        <w:rPr>
+          <w:rFonts w:ascii="Consolas" w:hAnsi="Consolas"/>
+          <w:color w:val="808080"/>
+          <w:sz w:val="18"/>
+          <w:szCs w:val="18"/>
+        </w:rPr>
+        <w:t>if (err != cudaSuccess) {</w:t>
+      </w:r>
+    </w:p>
+    <w:p>
+      <w:pPr>
+        <w:pStyle w:val="Normal"/>
+        <w:spacing w:before="0" w:after="0"/>
+        <w:ind w:hanging="0"/>
+        <w:rPr>
+          <w:rFonts w:ascii="Consolas" w:hAnsi="Consolas"/>
+          <w:color w:val="808080"/>
+          <w:sz w:val="18"/>
+          <w:szCs w:val="18"/>
+        </w:rPr>
+      </w:pPr>
+      <w:r>
+        <w:rPr>
+          <w:rFonts w:ascii="Consolas" w:hAnsi="Consolas"/>
+          <w:color w:val="808080"/>
+          <w:sz w:val="18"/>
+          <w:szCs w:val="18"/>
+        </w:rPr>
+        <w:t xml:space="preserve">        </w:t>
+      </w:r>
+      <w:r>
+        <w:rPr>
+          <w:rFonts w:ascii="Consolas" w:hAnsi="Consolas"/>
+          <w:color w:val="808080"/>
+          <w:sz w:val="18"/>
+          <w:szCs w:val="18"/>
+        </w:rPr>
+        <w:t>fprintf(stderr, "CUDA error: %s: %s\n", message, cudaGetErrorString(err));</w:t>
+      </w:r>
+    </w:p>
+    <w:p>
+      <w:pPr>
+        <w:pStyle w:val="Normal"/>
+        <w:spacing w:before="0" w:after="0"/>
+        <w:ind w:hanging="0"/>
+        <w:rPr>
+          <w:rFonts w:ascii="Consolas" w:hAnsi="Consolas"/>
+          <w:color w:val="808080"/>
+          <w:sz w:val="18"/>
+          <w:szCs w:val="18"/>
+        </w:rPr>
+      </w:pPr>
+      <w:r>
+        <w:rPr>
+          <w:rFonts w:ascii="Consolas" w:hAnsi="Consolas"/>
+          <w:color w:val="808080"/>
+          <w:sz w:val="18"/>
+          <w:szCs w:val="18"/>
+        </w:rPr>
+        <w:t xml:space="preserve">        </w:t>
+      </w:r>
+      <w:r>
+        <w:rPr>
+          <w:rFonts w:ascii="Consolas" w:hAnsi="Consolas"/>
+          <w:color w:val="808080"/>
+          <w:sz w:val="18"/>
+          <w:szCs w:val="18"/>
+        </w:rPr>
+        <w:t>exit(EXIT_FAILURE);</w:t>
+      </w:r>
+    </w:p>
+    <w:p>
+      <w:pPr>
+        <w:pStyle w:val="Normal"/>
+        <w:spacing w:before="0" w:after="0"/>
+        <w:ind w:hanging="0"/>
+        <w:rPr>
+          <w:rFonts w:ascii="Consolas" w:hAnsi="Consolas"/>
+          <w:color w:val="808080"/>
+          <w:sz w:val="18"/>
+          <w:szCs w:val="18"/>
+        </w:rPr>
+      </w:pPr>
+      <w:r>
+        <w:rPr>
+          <w:rFonts w:ascii="Consolas" w:hAnsi="Consolas"/>
+          <w:color w:val="808080"/>
+          <w:sz w:val="18"/>
+          <w:szCs w:val="18"/>
+        </w:rPr>
+        <w:t xml:space="preserve">    </w:t>
+      </w:r>
+      <w:r>
+        <w:rPr>
+          <w:rFonts w:ascii="Consolas" w:hAnsi="Consolas"/>
+          <w:color w:val="808080"/>
+          <w:sz w:val="18"/>
+          <w:szCs w:val="18"/>
+        </w:rPr>
+        <w:t>}</w:t>
+      </w:r>
+    </w:p>
+    <w:p>
+      <w:pPr>
+        <w:pStyle w:val="Normal"/>
+        <w:spacing w:before="0" w:after="0"/>
+        <w:ind w:hanging="0"/>
+        <w:rPr>
+          <w:rFonts w:ascii="Consolas" w:hAnsi="Consolas"/>
+          <w:color w:val="808080"/>
+          <w:sz w:val="18"/>
+          <w:szCs w:val="18"/>
+        </w:rPr>
+      </w:pPr>
+      <w:r>
+        <w:rPr>
+          <w:rFonts w:ascii="Consolas" w:hAnsi="Consolas"/>
+          <w:color w:val="808080"/>
+          <w:sz w:val="18"/>
+          <w:szCs w:val="18"/>
+        </w:rPr>
+        <w:t>}</w:t>
+      </w:r>
+    </w:p>
+    <w:p>
+      <w:pPr>
+        <w:pStyle w:val="Normal"/>
+        <w:spacing w:before="0" w:after="0"/>
+        <w:ind w:hanging="0"/>
+        <w:rPr>
+          <w:rFonts w:ascii="Consolas" w:hAnsi="Consolas"/>
+          <w:color w:val="808080"/>
+          <w:sz w:val="18"/>
+          <w:szCs w:val="18"/>
+        </w:rPr>
+      </w:pPr>
+      <w:r>
+        <w:rPr/>
+      </w:r>
+    </w:p>
+    <w:p>
+      <w:pPr>
+        <w:pStyle w:val="Normal"/>
+        <w:spacing w:before="0" w:after="0"/>
+        <w:ind w:hanging="0"/>
+        <w:rPr>
+          <w:rFonts w:ascii="Consolas" w:hAnsi="Consolas"/>
+          <w:color w:val="808080"/>
+          <w:sz w:val="18"/>
+          <w:szCs w:val="18"/>
+        </w:rPr>
+      </w:pPr>
+      <w:r>
+        <w:rPr>
+          <w:rFonts w:ascii="Consolas" w:hAnsi="Consolas"/>
+          <w:color w:val="808080"/>
+          <w:sz w:val="18"/>
+          <w:szCs w:val="18"/>
+        </w:rPr>
+        <w:t>void compute_cuda(int rows, int cols, const std::vector&lt;int&gt;&amp; flat_matrix, const std::vector&lt;int&gt;&amp; vector, std::vector&lt;int&gt;&amp; result) {</w:t>
+      </w:r>
+    </w:p>
+    <w:p>
+      <w:pPr>
+        <w:pStyle w:val="Normal"/>
+        <w:spacing w:before="0" w:after="0"/>
+        <w:ind w:hanging="0"/>
+        <w:rPr>
+          <w:rFonts w:ascii="Consolas" w:hAnsi="Consolas"/>
+          <w:color w:val="808080"/>
+          <w:sz w:val="18"/>
+          <w:szCs w:val="18"/>
+        </w:rPr>
+      </w:pPr>
+      <w:r>
+        <w:rPr>
+          <w:rFonts w:ascii="Consolas" w:hAnsi="Consolas"/>
+          <w:color w:val="808080"/>
+          <w:sz w:val="18"/>
+          <w:szCs w:val="18"/>
+        </w:rPr>
+        <w:t xml:space="preserve">    </w:t>
+      </w:r>
+      <w:r>
+        <w:rPr>
+          <w:rFonts w:ascii="Consolas" w:hAnsi="Consolas"/>
+          <w:color w:val="808080"/>
+          <w:sz w:val="18"/>
+          <w:szCs w:val="18"/>
+        </w:rPr>
+        <w:t>int* d_matrix;</w:t>
+      </w:r>
+    </w:p>
+    <w:p>
+      <w:pPr>
+        <w:pStyle w:val="Normal"/>
+        <w:spacing w:before="0" w:after="0"/>
+        <w:ind w:hanging="0"/>
+        <w:rPr>
+          <w:rFonts w:ascii="Consolas" w:hAnsi="Consolas"/>
+          <w:color w:val="808080"/>
+          <w:sz w:val="18"/>
+          <w:szCs w:val="18"/>
+        </w:rPr>
+      </w:pPr>
+      <w:r>
+        <w:rPr>
+          <w:rFonts w:ascii="Consolas" w:hAnsi="Consolas"/>
+          <w:color w:val="808080"/>
+          <w:sz w:val="18"/>
+          <w:szCs w:val="18"/>
+        </w:rPr>
+        <w:t xml:space="preserve">    </w:t>
+      </w:r>
+      <w:r>
+        <w:rPr>
+          <w:rFonts w:ascii="Consolas" w:hAnsi="Consolas"/>
+          <w:color w:val="808080"/>
+          <w:sz w:val="18"/>
+          <w:szCs w:val="18"/>
+        </w:rPr>
+        <w:t>int* d_vector;</w:t>
+      </w:r>
+    </w:p>
+    <w:p>
+      <w:pPr>
+        <w:pStyle w:val="Normal"/>
+        <w:spacing w:before="0" w:after="0"/>
+        <w:ind w:hanging="0"/>
+        <w:rPr>
+          <w:rFonts w:ascii="Consolas" w:hAnsi="Consolas"/>
+          <w:color w:val="808080"/>
+          <w:sz w:val="18"/>
+          <w:szCs w:val="18"/>
+        </w:rPr>
+      </w:pPr>
+      <w:r>
+        <w:rPr>
+          <w:rFonts w:ascii="Consolas" w:hAnsi="Consolas"/>
+          <w:color w:val="808080"/>
+          <w:sz w:val="18"/>
+          <w:szCs w:val="18"/>
+        </w:rPr>
+        <w:t xml:space="preserve">    </w:t>
+      </w:r>
+      <w:r>
+        <w:rPr>
+          <w:rFonts w:ascii="Consolas" w:hAnsi="Consolas"/>
+          <w:color w:val="808080"/>
+          <w:sz w:val="18"/>
+          <w:szCs w:val="18"/>
+        </w:rPr>
+        <w:t>int* d_result;</w:t>
+      </w:r>
+    </w:p>
+    <w:p>
+      <w:pPr>
+        <w:pStyle w:val="Normal"/>
+        <w:spacing w:before="0" w:after="0"/>
+        <w:ind w:hanging="0"/>
+        <w:rPr>
+          <w:rFonts w:ascii="Consolas" w:hAnsi="Consolas"/>
+          <w:color w:val="808080"/>
+          <w:sz w:val="18"/>
+          <w:szCs w:val="18"/>
+        </w:rPr>
+      </w:pPr>
+      <w:r>
+        <w:rPr/>
+      </w:r>
+    </w:p>
+    <w:p>
+      <w:pPr>
+        <w:pStyle w:val="Normal"/>
+        <w:spacing w:before="0" w:after="0"/>
+        <w:ind w:hanging="0"/>
+        <w:rPr>
+          <w:rFonts w:ascii="Consolas" w:hAnsi="Consolas"/>
+          <w:color w:val="808080"/>
+          <w:sz w:val="18"/>
+          <w:szCs w:val="18"/>
+        </w:rPr>
+      </w:pPr>
+      <w:r>
+        <w:rPr>
+          <w:rFonts w:ascii="Consolas" w:hAnsi="Consolas"/>
+          <w:color w:val="808080"/>
+          <w:sz w:val="18"/>
+          <w:szCs w:val="18"/>
+        </w:rPr>
+        <w:t xml:space="preserve">    </w:t>
+      </w:r>
+      <w:r>
+        <w:rPr>
+          <w:rFonts w:ascii="Consolas" w:hAnsi="Consolas"/>
+          <w:color w:val="808080"/>
+          <w:sz w:val="18"/>
+          <w:szCs w:val="18"/>
+        </w:rPr>
+        <w:t>cudaError_t err = cudaSuccess;</w:t>
+      </w:r>
+    </w:p>
+    <w:p>
+      <w:pPr>
+        <w:pStyle w:val="Normal"/>
+        <w:spacing w:before="0" w:after="0"/>
+        <w:ind w:hanging="0"/>
+        <w:rPr>
+          <w:rFonts w:ascii="Consolas" w:hAnsi="Consolas"/>
+          <w:color w:val="808080"/>
+          <w:sz w:val="18"/>
+          <w:szCs w:val="18"/>
+        </w:rPr>
+      </w:pPr>
+      <w:r>
+        <w:rPr>
+          <w:rFonts w:ascii="Consolas" w:hAnsi="Consolas"/>
+          <w:color w:val="808080"/>
+          <w:sz w:val="18"/>
+          <w:szCs w:val="18"/>
+        </w:rPr>
+        <w:t xml:space="preserve">    </w:t>
+      </w:r>
+      <w:r>
+        <w:rPr>
+          <w:rFonts w:ascii="Consolas" w:hAnsi="Consolas"/>
+          <w:color w:val="2A6099"/>
+          <w:sz w:val="18"/>
+          <w:szCs w:val="18"/>
+        </w:rPr>
+        <w:t>err = cudaMalloc((void**)&amp;d_matrix, flat_matrix.size() * sizeof(int));</w:t>
+      </w:r>
+    </w:p>
+    <w:p>
+      <w:pPr>
+        <w:pStyle w:val="Normal"/>
+        <w:spacing w:before="0" w:after="0"/>
+        <w:ind w:hanging="0"/>
+        <w:rPr>
+          <w:rFonts w:ascii="Consolas" w:hAnsi="Consolas"/>
+          <w:color w:val="808080"/>
+          <w:sz w:val="18"/>
+          <w:szCs w:val="18"/>
+        </w:rPr>
+      </w:pPr>
+      <w:r>
+        <w:rPr>
+          <w:rFonts w:ascii="Consolas" w:hAnsi="Consolas"/>
+          <w:color w:val="808080"/>
+          <w:sz w:val="18"/>
+          <w:szCs w:val="18"/>
+        </w:rPr>
+        <w:t xml:space="preserve">    </w:t>
+      </w:r>
+      <w:r>
+        <w:rPr>
+          <w:rFonts w:ascii="Consolas" w:hAnsi="Consolas"/>
+          <w:color w:val="808080"/>
+          <w:sz w:val="18"/>
+          <w:szCs w:val="18"/>
+        </w:rPr>
+        <w:t>checkCudaError(err, "cudaMalloc d_matrix");</w:t>
+      </w:r>
+    </w:p>
+    <w:p>
+      <w:pPr>
+        <w:pStyle w:val="Normal"/>
+        <w:spacing w:before="0" w:after="0"/>
+        <w:ind w:hanging="0"/>
+        <w:rPr>
+          <w:rFonts w:ascii="Consolas" w:hAnsi="Consolas"/>
+          <w:color w:val="808080"/>
+          <w:sz w:val="18"/>
+          <w:szCs w:val="18"/>
+        </w:rPr>
+      </w:pPr>
+      <w:r>
+        <w:rPr>
+          <w:rFonts w:ascii="Consolas" w:hAnsi="Consolas"/>
+          <w:color w:val="808080"/>
+          <w:sz w:val="18"/>
+          <w:szCs w:val="18"/>
+        </w:rPr>
+        <w:t xml:space="preserve">    </w:t>
+      </w:r>
+      <w:r>
+        <w:rPr>
+          <w:rFonts w:ascii="Consolas" w:hAnsi="Consolas"/>
+          <w:color w:val="2A6099"/>
+          <w:sz w:val="18"/>
+          <w:szCs w:val="18"/>
+        </w:rPr>
+        <w:t>err = cudaMalloc((void**)&amp;d_vector, vector.size() * sizeof(int));</w:t>
+      </w:r>
+    </w:p>
+    <w:p>
+      <w:pPr>
+        <w:pStyle w:val="Normal"/>
+        <w:spacing w:before="0" w:after="0"/>
+        <w:ind w:hanging="0"/>
+        <w:rPr>
+          <w:rFonts w:ascii="Consolas" w:hAnsi="Consolas"/>
+          <w:color w:val="808080"/>
+          <w:sz w:val="18"/>
+          <w:szCs w:val="18"/>
+        </w:rPr>
+      </w:pPr>
+      <w:r>
+        <w:rPr>
+          <w:rFonts w:ascii="Consolas" w:hAnsi="Consolas"/>
+          <w:color w:val="808080"/>
+          <w:sz w:val="18"/>
+          <w:szCs w:val="18"/>
+        </w:rPr>
+        <w:t xml:space="preserve">    </w:t>
+      </w:r>
+      <w:r>
+        <w:rPr>
+          <w:rFonts w:ascii="Consolas" w:hAnsi="Consolas"/>
+          <w:color w:val="808080"/>
+          <w:sz w:val="18"/>
+          <w:szCs w:val="18"/>
+        </w:rPr>
+        <w:t>checkCudaError(err, "cudaMalloc d_vector");</w:t>
+      </w:r>
+    </w:p>
+    <w:p>
+      <w:pPr>
+        <w:pStyle w:val="Normal"/>
+        <w:spacing w:before="0" w:after="0"/>
+        <w:ind w:hanging="0"/>
+        <w:rPr>
+          <w:rFonts w:ascii="Consolas" w:hAnsi="Consolas"/>
+          <w:color w:val="808080"/>
+          <w:sz w:val="18"/>
+          <w:szCs w:val="18"/>
+        </w:rPr>
+      </w:pPr>
+      <w:r>
+        <w:rPr>
+          <w:rFonts w:ascii="Consolas" w:hAnsi="Consolas"/>
+          <w:color w:val="808080"/>
+          <w:sz w:val="18"/>
+          <w:szCs w:val="18"/>
+        </w:rPr>
+        <w:t xml:space="preserve">    </w:t>
+      </w:r>
+      <w:r>
+        <w:rPr>
+          <w:rFonts w:ascii="Consolas" w:hAnsi="Consolas"/>
+          <w:color w:val="2A6099"/>
+          <w:sz w:val="18"/>
+          <w:szCs w:val="18"/>
+        </w:rPr>
+        <w:t>err = cudaMalloc((void**)&amp;d_result, rows * sizeof(int));</w:t>
+      </w:r>
+    </w:p>
+    <w:p>
+      <w:pPr>
+        <w:pStyle w:val="Normal"/>
+        <w:spacing w:before="0" w:after="0"/>
+        <w:ind w:hanging="0"/>
+        <w:rPr>
+          <w:rFonts w:ascii="Consolas" w:hAnsi="Consolas"/>
+          <w:color w:val="808080"/>
+          <w:sz w:val="18"/>
+          <w:szCs w:val="18"/>
+        </w:rPr>
+      </w:pPr>
+      <w:r>
+        <w:rPr>
+          <w:rFonts w:ascii="Consolas" w:hAnsi="Consolas"/>
+          <w:color w:val="808080"/>
+          <w:sz w:val="18"/>
+          <w:szCs w:val="18"/>
+        </w:rPr>
+        <w:t xml:space="preserve">    </w:t>
+      </w:r>
+      <w:r>
+        <w:rPr>
+          <w:rFonts w:ascii="Consolas" w:hAnsi="Consolas"/>
+          <w:color w:val="808080"/>
+          <w:sz w:val="18"/>
+          <w:szCs w:val="18"/>
+        </w:rPr>
+        <w:t>checkCudaError(err, "cudaMalloc d_result");</w:t>
+      </w:r>
+    </w:p>
+    <w:p>
+      <w:pPr>
+        <w:pStyle w:val="Normal"/>
+        <w:spacing w:before="0" w:after="0"/>
+        <w:ind w:hanging="0"/>
+        <w:rPr>
+          <w:rFonts w:ascii="Consolas" w:hAnsi="Consolas"/>
+          <w:color w:val="808080"/>
+          <w:sz w:val="18"/>
+          <w:szCs w:val="18"/>
+        </w:rPr>
+      </w:pPr>
+      <w:r>
+        <w:rPr/>
+      </w:r>
+    </w:p>
+    <w:p>
+      <w:pPr>
+        <w:pStyle w:val="Normal"/>
+        <w:spacing w:before="0" w:after="0"/>
+        <w:ind w:hanging="0"/>
+        <w:rPr>
+          <w:rFonts w:ascii="Consolas" w:hAnsi="Consolas"/>
+          <w:color w:val="808080"/>
+          <w:sz w:val="18"/>
+          <w:szCs w:val="18"/>
+        </w:rPr>
+      </w:pPr>
+      <w:r>
+        <w:rPr>
+          <w:rFonts w:ascii="Consolas" w:hAnsi="Consolas"/>
+          <w:color w:val="808080"/>
+          <w:sz w:val="18"/>
+          <w:szCs w:val="18"/>
+        </w:rPr>
+        <w:t xml:space="preserve">    </w:t>
+      </w:r>
+      <w:r>
+        <w:rPr>
+          <w:rFonts w:ascii="Consolas" w:hAnsi="Consolas"/>
+          <w:color w:val="2A6099"/>
+          <w:sz w:val="18"/>
+          <w:szCs w:val="18"/>
+        </w:rPr>
+        <w:t>err = cudaMemcpy(d_matrix, flat_matrix.data(), flat_matrix.size() * sizeof(int), cudaMemcpyHostToDevice);</w:t>
+      </w:r>
+    </w:p>
+    <w:p>
+      <w:pPr>
+        <w:pStyle w:val="Normal"/>
+        <w:spacing w:before="0" w:after="0"/>
+        <w:ind w:hanging="0"/>
+        <w:rPr>
+          <w:rFonts w:ascii="Consolas" w:hAnsi="Consolas"/>
+          <w:color w:val="808080"/>
+          <w:sz w:val="18"/>
+          <w:szCs w:val="18"/>
+        </w:rPr>
+      </w:pPr>
+      <w:r>
+        <w:rPr>
+          <w:rFonts w:ascii="Consolas" w:hAnsi="Consolas"/>
+          <w:color w:val="808080"/>
+          <w:sz w:val="18"/>
+          <w:szCs w:val="18"/>
+        </w:rPr>
+        <w:t xml:space="preserve">    </w:t>
+      </w:r>
+      <w:r>
+        <w:rPr>
+          <w:rFonts w:ascii="Consolas" w:hAnsi="Consolas"/>
+          <w:color w:val="808080"/>
+          <w:sz w:val="18"/>
+          <w:szCs w:val="18"/>
+        </w:rPr>
+        <w:t>checkCudaError(err, "cudaMemcpy d_matrix");</w:t>
+      </w:r>
+    </w:p>
+    <w:p>
+      <w:pPr>
+        <w:pStyle w:val="Normal"/>
+        <w:spacing w:before="0" w:after="0"/>
+        <w:ind w:hanging="0"/>
+        <w:rPr>
+          <w:rFonts w:ascii="Consolas" w:hAnsi="Consolas"/>
+          <w:color w:val="808080"/>
+          <w:sz w:val="18"/>
+          <w:szCs w:val="18"/>
+        </w:rPr>
+      </w:pPr>
+      <w:r>
+        <w:rPr>
+          <w:rFonts w:ascii="Consolas" w:hAnsi="Consolas"/>
+          <w:color w:val="808080"/>
+          <w:sz w:val="18"/>
+          <w:szCs w:val="18"/>
+        </w:rPr>
+        <w:t xml:space="preserve">    </w:t>
+      </w:r>
+      <w:r>
+        <w:rPr>
+          <w:rFonts w:ascii="Consolas" w:hAnsi="Consolas"/>
+          <w:color w:val="2A6099"/>
+          <w:sz w:val="18"/>
+          <w:szCs w:val="18"/>
+        </w:rPr>
+        <w:t>err = cudaMemcpy(d_vector, vector.data(), vector.size() * sizeof(int), cudaMemcpyHostToDevice);</w:t>
+      </w:r>
+    </w:p>
+    <w:p>
+      <w:pPr>
+        <w:pStyle w:val="Normal"/>
+        <w:spacing w:before="0" w:after="0"/>
+        <w:ind w:hanging="0"/>
+        <w:rPr>
+          <w:rFonts w:ascii="Consolas" w:hAnsi="Consolas"/>
+          <w:color w:val="808080"/>
+          <w:sz w:val="18"/>
+          <w:szCs w:val="18"/>
+        </w:rPr>
+      </w:pPr>
+      <w:r>
+        <w:rPr>
+          <w:rFonts w:ascii="Consolas" w:hAnsi="Consolas"/>
+          <w:color w:val="808080"/>
+          <w:sz w:val="18"/>
+          <w:szCs w:val="18"/>
+        </w:rPr>
+        <w:t xml:space="preserve">    </w:t>
+      </w:r>
+      <w:r>
+        <w:rPr>
+          <w:rFonts w:ascii="Consolas" w:hAnsi="Consolas"/>
+          <w:color w:val="808080"/>
+          <w:sz w:val="18"/>
+          <w:szCs w:val="18"/>
+        </w:rPr>
+        <w:t>checkCudaError(err, "cudaMemcpy d_vector");</w:t>
+      </w:r>
+    </w:p>
+    <w:p>
+      <w:pPr>
+        <w:pStyle w:val="Normal"/>
+        <w:spacing w:before="0" w:after="0"/>
+        <w:ind w:hanging="0"/>
+        <w:rPr>
+          <w:rFonts w:ascii="Consolas" w:hAnsi="Consolas"/>
+          <w:color w:val="808080"/>
+          <w:sz w:val="18"/>
+          <w:szCs w:val="18"/>
+        </w:rPr>
+      </w:pPr>
+      <w:r>
+        <w:rPr/>
+      </w:r>
+    </w:p>
+    <w:p>
+      <w:pPr>
+        <w:pStyle w:val="Normal"/>
+        <w:spacing w:before="0" w:after="0"/>
+        <w:ind w:hanging="0"/>
+        <w:rPr>
+          <w:rFonts w:ascii="Consolas" w:hAnsi="Consolas"/>
+          <w:color w:val="808080"/>
+          <w:sz w:val="18"/>
+          <w:szCs w:val="18"/>
+        </w:rPr>
+      </w:pPr>
+      <w:r>
+        <w:rPr>
+          <w:rFonts w:ascii="Consolas" w:hAnsi="Consolas"/>
+          <w:color w:val="808080"/>
+          <w:sz w:val="18"/>
+          <w:szCs w:val="18"/>
+        </w:rPr>
+        <w:t xml:space="preserve">    </w:t>
+      </w:r>
+      <w:r>
+        <w:rPr>
+          <w:rFonts w:ascii="Consolas" w:hAnsi="Consolas"/>
+          <w:color w:val="808080"/>
+          <w:sz w:val="18"/>
+          <w:szCs w:val="18"/>
+        </w:rPr>
+        <w:t>int threadsPerBlock = 256;</w:t>
+      </w:r>
+    </w:p>
+    <w:p>
+      <w:pPr>
+        <w:pStyle w:val="Normal"/>
+        <w:spacing w:before="0" w:after="0"/>
+        <w:ind w:hanging="0"/>
+        <w:rPr>
+          <w:rFonts w:ascii="Consolas" w:hAnsi="Consolas"/>
+          <w:color w:val="808080"/>
+          <w:sz w:val="18"/>
+          <w:szCs w:val="18"/>
+        </w:rPr>
+      </w:pPr>
+      <w:r>
+        <w:rPr>
+          <w:rFonts w:ascii="Consolas" w:hAnsi="Consolas"/>
+          <w:color w:val="808080"/>
+          <w:sz w:val="18"/>
+          <w:szCs w:val="18"/>
+        </w:rPr>
+        <w:t xml:space="preserve">    </w:t>
+      </w:r>
+      <w:r>
+        <w:rPr>
+          <w:rFonts w:ascii="Consolas" w:hAnsi="Consolas"/>
+          <w:color w:val="808080"/>
+          <w:sz w:val="18"/>
+          <w:szCs w:val="18"/>
+        </w:rPr>
+        <w:t>int blocksPerGrid = (rows + threadsPerBlock - 1) / threadsPerBlock;</w:t>
+      </w:r>
+    </w:p>
+    <w:p>
+      <w:pPr>
+        <w:pStyle w:val="Normal"/>
+        <w:spacing w:before="0" w:after="0"/>
+        <w:ind w:hanging="0"/>
+        <w:rPr>
+          <w:rFonts w:ascii="Consolas" w:hAnsi="Consolas"/>
+          <w:color w:val="808080"/>
+          <w:sz w:val="18"/>
+          <w:szCs w:val="18"/>
+        </w:rPr>
+      </w:pPr>
+      <w:r>
+        <w:rPr/>
+      </w:r>
+    </w:p>
+    <w:p>
+      <w:pPr>
+        <w:pStyle w:val="Normal"/>
+        <w:spacing w:before="0" w:after="0"/>
+        <w:ind w:hanging="0"/>
+        <w:rPr>
+          <w:rFonts w:ascii="Consolas" w:hAnsi="Consolas"/>
+          <w:color w:val="808080"/>
+          <w:sz w:val="18"/>
+          <w:szCs w:val="18"/>
+        </w:rPr>
+      </w:pPr>
+      <w:r>
+        <w:rPr>
+          <w:rFonts w:ascii="Consolas" w:hAnsi="Consolas"/>
+          <w:color w:val="808080"/>
+          <w:sz w:val="18"/>
+          <w:szCs w:val="18"/>
+        </w:rPr>
+        <w:t xml:space="preserve">    </w:t>
+      </w:r>
+      <w:r>
+        <w:rPr>
+          <w:rFonts w:ascii="Consolas" w:hAnsi="Consolas"/>
+          <w:color w:val="808080"/>
+          <w:sz w:val="18"/>
+          <w:szCs w:val="18"/>
+        </w:rPr>
+        <w:t>start = std::chrono::high_resolution_clock::now();</w:t>
+      </w:r>
+    </w:p>
+    <w:p>
+      <w:pPr>
+        <w:pStyle w:val="Normal"/>
+        <w:spacing w:before="0" w:after="0"/>
+        <w:ind w:hanging="0"/>
+        <w:rPr>
+          <w:rFonts w:ascii="Consolas" w:hAnsi="Consolas"/>
+          <w:color w:val="808080"/>
+          <w:sz w:val="18"/>
+          <w:szCs w:val="18"/>
+        </w:rPr>
+      </w:pPr>
+      <w:r>
+        <w:rPr>
+          <w:rFonts w:ascii="Consolas" w:hAnsi="Consolas"/>
+          <w:color w:val="808080"/>
+          <w:sz w:val="18"/>
+          <w:szCs w:val="18"/>
+        </w:rPr>
+        <w:t xml:space="preserve">    </w:t>
+      </w:r>
+      <w:r>
+        <w:rPr>
+          <w:rFonts w:ascii="Consolas" w:hAnsi="Consolas"/>
+          <w:color w:val="2A6099"/>
+          <w:sz w:val="18"/>
+          <w:szCs w:val="18"/>
+        </w:rPr>
+        <w:t>matrix_vector_multiply&lt;&lt;&lt;blocksPerGrid, threadsPerBlock&gt;&gt;&gt;(d_matrix, d_vector, d_result, rows, cols);</w:t>
+      </w:r>
+    </w:p>
+    <w:p>
+      <w:pPr>
+        <w:pStyle w:val="Normal"/>
+        <w:spacing w:before="0" w:after="0"/>
+        <w:ind w:hanging="0"/>
+        <w:rPr>
+          <w:rFonts w:ascii="Consolas" w:hAnsi="Consolas"/>
+          <w:color w:val="808080"/>
+          <w:sz w:val="18"/>
+          <w:szCs w:val="18"/>
+        </w:rPr>
+      </w:pPr>
+      <w:r>
+        <w:rPr>
+          <w:rFonts w:ascii="Consolas" w:hAnsi="Consolas"/>
+          <w:color w:val="808080"/>
+          <w:sz w:val="18"/>
+          <w:szCs w:val="18"/>
+        </w:rPr>
+        <w:t xml:space="preserve">    </w:t>
+      </w:r>
+      <w:r>
+        <w:rPr>
+          <w:rFonts w:ascii="Consolas" w:hAnsi="Consolas"/>
+          <w:color w:val="808080"/>
+          <w:sz w:val="18"/>
+          <w:szCs w:val="18"/>
+        </w:rPr>
+        <w:t>cudaDeviceSynchronize();</w:t>
+      </w:r>
+    </w:p>
+    <w:p>
+      <w:pPr>
+        <w:pStyle w:val="Normal"/>
+        <w:spacing w:before="0" w:after="0"/>
+        <w:ind w:hanging="0"/>
+        <w:rPr>
+          <w:rFonts w:ascii="Consolas" w:hAnsi="Consolas"/>
+          <w:color w:val="808080"/>
+          <w:sz w:val="18"/>
+          <w:szCs w:val="18"/>
+        </w:rPr>
+      </w:pPr>
+      <w:r>
+        <w:rPr>
+          <w:rFonts w:ascii="Consolas" w:hAnsi="Consolas"/>
+          <w:color w:val="808080"/>
+          <w:sz w:val="18"/>
+          <w:szCs w:val="18"/>
+        </w:rPr>
+        <w:t xml:space="preserve">    </w:t>
+      </w:r>
+      <w:r>
+        <w:rPr>
+          <w:rFonts w:ascii="Consolas" w:hAnsi="Consolas"/>
+          <w:color w:val="808080"/>
+          <w:sz w:val="18"/>
+          <w:szCs w:val="18"/>
+        </w:rPr>
+        <w:t>end = std::chrono::high_resolution_clock::now();</w:t>
+      </w:r>
+    </w:p>
+    <w:p>
+      <w:pPr>
+        <w:pStyle w:val="Normal"/>
+        <w:spacing w:before="0" w:after="0"/>
+        <w:ind w:hanging="0"/>
+        <w:rPr>
+          <w:rFonts w:ascii="Consolas" w:hAnsi="Consolas"/>
+          <w:color w:val="808080"/>
+          <w:sz w:val="18"/>
+          <w:szCs w:val="18"/>
+        </w:rPr>
+      </w:pPr>
+      <w:r>
+        <w:rPr/>
+      </w:r>
+    </w:p>
+    <w:p>
+      <w:pPr>
+        <w:pStyle w:val="Normal"/>
+        <w:spacing w:before="0" w:after="0"/>
+        <w:ind w:hanging="0"/>
+        <w:rPr>
+          <w:rFonts w:ascii="Consolas" w:hAnsi="Consolas"/>
+          <w:color w:val="808080"/>
+          <w:sz w:val="18"/>
+          <w:szCs w:val="18"/>
+        </w:rPr>
+      </w:pPr>
+      <w:r>
+        <w:rPr>
+          <w:rFonts w:ascii="Consolas" w:hAnsi="Consolas"/>
+          <w:color w:val="808080"/>
+          <w:sz w:val="18"/>
+          <w:szCs w:val="18"/>
+        </w:rPr>
+        <w:t xml:space="preserve">    </w:t>
+      </w:r>
+      <w:r>
+        <w:rPr>
+          <w:rFonts w:ascii="Consolas" w:hAnsi="Consolas"/>
+          <w:color w:val="808080"/>
+          <w:sz w:val="18"/>
+          <w:szCs w:val="18"/>
+        </w:rPr>
+        <w:t>err = cudaGetLastError();</w:t>
+      </w:r>
+    </w:p>
+    <w:p>
+      <w:pPr>
+        <w:pStyle w:val="Normal"/>
+        <w:spacing w:before="0" w:after="0"/>
+        <w:ind w:hanging="0"/>
+        <w:rPr>
+          <w:rFonts w:ascii="Consolas" w:hAnsi="Consolas"/>
+          <w:color w:val="808080"/>
+          <w:sz w:val="18"/>
+          <w:szCs w:val="18"/>
+        </w:rPr>
+      </w:pPr>
+      <w:r>
+        <w:rPr>
+          <w:rFonts w:ascii="Consolas" w:hAnsi="Consolas"/>
+          <w:color w:val="808080"/>
+          <w:sz w:val="18"/>
+          <w:szCs w:val="18"/>
+        </w:rPr>
+        <w:t xml:space="preserve">    </w:t>
+      </w:r>
+      <w:r>
+        <w:rPr>
+          <w:rFonts w:ascii="Consolas" w:hAnsi="Consolas"/>
+          <w:color w:val="808080"/>
+          <w:sz w:val="18"/>
+          <w:szCs w:val="18"/>
+        </w:rPr>
+        <w:t>checkCudaError(err, "kernel launch");</w:t>
+      </w:r>
+    </w:p>
+    <w:p>
+      <w:pPr>
+        <w:pStyle w:val="Normal"/>
+        <w:spacing w:before="0" w:after="0"/>
+        <w:ind w:hanging="0"/>
+        <w:rPr>
+          <w:rFonts w:ascii="Consolas" w:hAnsi="Consolas"/>
+          <w:color w:val="808080"/>
+          <w:sz w:val="18"/>
+          <w:szCs w:val="18"/>
+        </w:rPr>
+      </w:pPr>
+      <w:r>
+        <w:rPr/>
+      </w:r>
+    </w:p>
+    <w:p>
+      <w:pPr>
+        <w:pStyle w:val="Normal"/>
+        <w:spacing w:before="0" w:after="0"/>
+        <w:ind w:hanging="0"/>
+        <w:rPr>
+          <w:rFonts w:ascii="Consolas" w:hAnsi="Consolas"/>
+          <w:color w:val="808080"/>
+          <w:sz w:val="18"/>
+          <w:szCs w:val="18"/>
+        </w:rPr>
+      </w:pPr>
+      <w:r>
+        <w:rPr>
+          <w:rFonts w:ascii="Consolas" w:hAnsi="Consolas"/>
+          <w:color w:val="808080"/>
+          <w:sz w:val="18"/>
+          <w:szCs w:val="18"/>
+        </w:rPr>
+        <w:t xml:space="preserve">    </w:t>
+      </w:r>
+      <w:r>
+        <w:rPr>
+          <w:rFonts w:ascii="Consolas" w:hAnsi="Consolas"/>
+          <w:color w:val="2A6099"/>
+          <w:sz w:val="18"/>
+          <w:szCs w:val="18"/>
+        </w:rPr>
+        <w:t>err = cudaMemcpy(result.data(), d_result, rows * sizeof(int), cudaMemcpyDeviceToHost);</w:t>
+      </w:r>
+    </w:p>
+    <w:p>
+      <w:pPr>
+        <w:pStyle w:val="Normal"/>
+        <w:spacing w:before="0" w:after="0"/>
+        <w:ind w:hanging="0"/>
+        <w:rPr>
+          <w:rFonts w:ascii="Consolas" w:hAnsi="Consolas"/>
+          <w:color w:val="808080"/>
+          <w:sz w:val="18"/>
+          <w:szCs w:val="18"/>
+        </w:rPr>
+      </w:pPr>
+      <w:r>
+        <w:rPr>
+          <w:rFonts w:ascii="Consolas" w:hAnsi="Consolas"/>
+          <w:color w:val="808080"/>
+          <w:sz w:val="18"/>
+          <w:szCs w:val="18"/>
+        </w:rPr>
+        <w:t xml:space="preserve">    </w:t>
+      </w:r>
+      <w:r>
+        <w:rPr>
+          <w:rFonts w:ascii="Consolas" w:hAnsi="Consolas"/>
+          <w:color w:val="808080"/>
+          <w:sz w:val="18"/>
+          <w:szCs w:val="18"/>
+        </w:rPr>
+        <w:t>checkCudaError(err, "cudaMemcpy result");</w:t>
+      </w:r>
+    </w:p>
+    <w:p>
+      <w:pPr>
+        <w:pStyle w:val="Normal"/>
+        <w:spacing w:before="0" w:after="0"/>
+        <w:ind w:hanging="0"/>
+        <w:rPr>
+          <w:rFonts w:ascii="Consolas" w:hAnsi="Consolas"/>
+          <w:color w:val="808080"/>
+          <w:sz w:val="18"/>
+          <w:szCs w:val="18"/>
+        </w:rPr>
+      </w:pPr>
+      <w:r>
+        <w:rPr/>
+      </w:r>
+    </w:p>
+    <w:p>
+      <w:pPr>
+        <w:pStyle w:val="Normal"/>
+        <w:spacing w:before="0" w:after="0"/>
+        <w:ind w:hanging="0"/>
+        <w:rPr>
+          <w:rFonts w:ascii="Consolas" w:hAnsi="Consolas"/>
+          <w:color w:val="808080"/>
+          <w:sz w:val="18"/>
+          <w:szCs w:val="18"/>
+        </w:rPr>
+      </w:pPr>
+      <w:r>
+        <w:rPr>
+          <w:rFonts w:ascii="Consolas" w:hAnsi="Consolas"/>
+          <w:color w:val="808080"/>
+          <w:sz w:val="18"/>
+          <w:szCs w:val="18"/>
+        </w:rPr>
+        <w:t xml:space="preserve">    </w:t>
+      </w:r>
+      <w:r>
+        <w:rPr>
+          <w:rFonts w:ascii="Consolas" w:hAnsi="Consolas"/>
+          <w:color w:val="808080"/>
+          <w:sz w:val="18"/>
+          <w:szCs w:val="18"/>
+        </w:rPr>
+        <w:t>cudaFree(d_matrix);</w:t>
+      </w:r>
+    </w:p>
+    <w:p>
+      <w:pPr>
+        <w:pStyle w:val="Normal"/>
+        <w:spacing w:before="0" w:after="0"/>
+        <w:ind w:hanging="0"/>
+        <w:rPr>
+          <w:rFonts w:ascii="Consolas" w:hAnsi="Consolas"/>
+          <w:color w:val="808080"/>
+          <w:sz w:val="18"/>
+          <w:szCs w:val="18"/>
+        </w:rPr>
+      </w:pPr>
+      <w:r>
+        <w:rPr>
+          <w:rFonts w:ascii="Consolas" w:hAnsi="Consolas"/>
+          <w:color w:val="808080"/>
+          <w:sz w:val="18"/>
+          <w:szCs w:val="18"/>
+        </w:rPr>
+        <w:t xml:space="preserve">    </w:t>
+      </w:r>
+      <w:r>
+        <w:rPr>
+          <w:rFonts w:ascii="Consolas" w:hAnsi="Consolas"/>
+          <w:color w:val="808080"/>
+          <w:sz w:val="18"/>
+          <w:szCs w:val="18"/>
+        </w:rPr>
+        <w:t>cudaFree(d_vector);</w:t>
+      </w:r>
+    </w:p>
+    <w:p>
+      <w:pPr>
+        <w:pStyle w:val="Normal"/>
+        <w:spacing w:before="0" w:after="0"/>
+        <w:ind w:hanging="0"/>
+        <w:rPr>
+          <w:rFonts w:ascii="Consolas" w:hAnsi="Consolas"/>
+          <w:color w:val="808080"/>
+          <w:sz w:val="18"/>
+          <w:szCs w:val="18"/>
+        </w:rPr>
+      </w:pPr>
+      <w:r>
+        <w:rPr>
+          <w:rFonts w:ascii="Consolas" w:hAnsi="Consolas"/>
+          <w:color w:val="808080"/>
+          <w:sz w:val="18"/>
+          <w:szCs w:val="18"/>
+        </w:rPr>
+        <w:t xml:space="preserve">    </w:t>
+      </w:r>
+      <w:r>
+        <w:rPr>
+          <w:rFonts w:ascii="Consolas" w:hAnsi="Consolas"/>
+          <w:color w:val="808080"/>
+          <w:sz w:val="18"/>
+          <w:szCs w:val="18"/>
+        </w:rPr>
+        <w:t>cudaFree(d_result);</w:t>
+      </w:r>
+    </w:p>
+    <w:p>
+      <w:pPr>
+        <w:pStyle w:val="Normal"/>
+        <w:spacing w:before="0" w:after="0"/>
+        <w:ind w:hanging="0"/>
+        <w:rPr>
+          <w:rFonts w:ascii="Consolas" w:hAnsi="Consolas"/>
+          <w:color w:val="808080"/>
+          <w:sz w:val="18"/>
+          <w:szCs w:val="18"/>
+        </w:rPr>
+      </w:pPr>
+      <w:r>
+        <w:rPr>
+          <w:rFonts w:ascii="Consolas" w:hAnsi="Consolas"/>
+          <w:color w:val="808080"/>
+          <w:sz w:val="18"/>
+          <w:szCs w:val="18"/>
+        </w:rPr>
+        <w:t>}</w:t>
+      </w:r>
+    </w:p>
+    <w:p>
+      <w:pPr>
+        <w:pStyle w:val="Normal"/>
+        <w:spacing w:before="0" w:after="0"/>
+        <w:ind w:hanging="0"/>
+        <w:rPr>
+          <w:rFonts w:ascii="Consolas" w:hAnsi="Consolas"/>
+          <w:sz w:val="24"/>
+          <w:szCs w:val="24"/>
+        </w:rPr>
+      </w:pPr>
+      <w:r>
+        <w:rPr/>
+      </w:r>
+    </w:p>
+    <w:p>
+      <w:pPr>
+        <w:pStyle w:val="Normal"/>
+        <w:rPr>
+          <w:b/>
+          <w:bCs/>
+        </w:rPr>
+      </w:pPr>
+      <w:r>
+        <w:rPr>
+          <w:b/>
+          <w:bCs/>
+        </w:rPr>
+        <w:t>Результат тестирования:</w:t>
+      </w:r>
+    </w:p>
+    <w:p>
+      <w:pPr>
+        <w:pStyle w:val="Normal"/>
+        <w:rPr/>
+      </w:pPr>
+      <w:r>
+        <w:rPr/>
+        <w:t xml:space="preserve">Представлено сравнение первой версии программы (без оптимизаций), версии с </w:t>
       </w:r>
       <w:r>
         <w:rPr/>
@@ -87,1221 +1624,15 @@
       </w:r>
       <w:r>
         <w:rPr/>
-        <w:t>.</w:t>
-      </w:r>
-    </w:p>
-    <w:p>
-      <w:pPr>
-        <w:pStyle w:val="Normal"/>
-        <w:rPr>
-          <w:b/>
-          <w:bCs/>
-        </w:rPr>
-      </w:pPr>
-      <w:r>
-        <w:rPr>
-          <w:b/>
-          <w:bCs/>
-        </w:rPr>
-        <w:t>Описание:</w:t>
-      </w:r>
-    </w:p>
-    <w:p>
-      <w:pPr>
-        <w:pStyle w:val="Normal"/>
-        <w:rPr>
-          <w:lang w:val="en-US"/>
-        </w:rPr>
-      </w:pPr>
+        <w:t xml:space="preserve"> и новой версии с </w:t>
+      </w:r>
       <w:r>
         <w:rPr/>
-        <w:t>Матрица разбивается на строки. Разделение данных происходит поровну на каждый процесс. Также всем процессам полностью отправляется вектор.</w:t>
-      </w:r>
-    </w:p>
-    <w:p>
-      <w:pPr>
-        <w:pStyle w:val="Normal"/>
-        <w:spacing w:before="0" w:after="0"/>
-        <w:ind w:hanging="0"/>
-        <w:rPr>
-          <w:rFonts w:ascii="Consolas" w:hAnsi="Consolas"/>
-          <w:color w:val="808080"/>
-          <w:sz w:val="18"/>
-          <w:szCs w:val="18"/>
-        </w:rPr>
-      </w:pPr>
-      <w:r>
-        <w:rPr>
-          <w:rFonts w:ascii="Consolas" w:hAnsi="Consolas"/>
-          <w:color w:val="808080"/>
-          <w:sz w:val="18"/>
-          <w:szCs w:val="18"/>
-        </w:rPr>
-        <w:t xml:space="preserve">    </w:t>
-      </w:r>
-      <w:r>
-        <w:rPr>
-          <w:rFonts w:ascii="Consolas" w:hAnsi="Consolas"/>
-          <w:color w:val="808080"/>
-          <w:sz w:val="18"/>
-          <w:szCs w:val="18"/>
-        </w:rPr>
-        <w:t>int rows_per_proc = rows / world_size;</w:t>
-      </w:r>
-    </w:p>
-    <w:p>
-      <w:pPr>
-        <w:pStyle w:val="Normal"/>
-        <w:spacing w:before="0" w:after="0"/>
-        <w:ind w:hanging="0"/>
-        <w:rPr>
-          <w:rFonts w:ascii="Consolas" w:hAnsi="Consolas"/>
-          <w:color w:val="808080"/>
-          <w:sz w:val="18"/>
-          <w:szCs w:val="18"/>
-        </w:rPr>
-      </w:pPr>
-      <w:r>
-        <w:rPr>
-          <w:rFonts w:ascii="Consolas" w:hAnsi="Consolas"/>
-          <w:color w:val="808080"/>
-          <w:sz w:val="18"/>
-          <w:szCs w:val="18"/>
-        </w:rPr>
-        <w:t xml:space="preserve">    </w:t>
-      </w:r>
-      <w:r>
-        <w:rPr>
-          <w:rFonts w:ascii="Consolas" w:hAnsi="Consolas"/>
-          <w:color w:val="808080"/>
-          <w:sz w:val="18"/>
-          <w:szCs w:val="18"/>
-        </w:rPr>
-        <w:t>int extra_rows = rows % world_size;</w:t>
-      </w:r>
-    </w:p>
-    <w:p>
-      <w:pPr>
-        <w:pStyle w:val="Normal"/>
-        <w:spacing w:before="0" w:after="0"/>
-        <w:ind w:hanging="0"/>
-        <w:rPr>
-          <w:rFonts w:ascii="Consolas" w:hAnsi="Consolas"/>
-          <w:color w:val="808080"/>
-          <w:sz w:val="18"/>
-          <w:szCs w:val="18"/>
-        </w:rPr>
-      </w:pPr>
-      <w:r>
-        <w:rPr>
-          <w:rFonts w:ascii="Consolas" w:hAnsi="Consolas"/>
-          <w:color w:val="808080"/>
-          <w:sz w:val="18"/>
-          <w:szCs w:val="18"/>
-        </w:rPr>
-      </w:r>
-    </w:p>
-    <w:p>
-      <w:pPr>
-        <w:pStyle w:val="Normal"/>
-        <w:spacing w:before="0" w:after="0"/>
-        <w:ind w:hanging="0"/>
-        <w:rPr>
-          <w:rFonts w:ascii="Consolas" w:hAnsi="Consolas"/>
-          <w:color w:val="808080"/>
-          <w:sz w:val="18"/>
-          <w:szCs w:val="18"/>
-        </w:rPr>
-      </w:pPr>
-      <w:r>
-        <w:rPr>
-          <w:rFonts w:ascii="Consolas" w:hAnsi="Consolas"/>
-          <w:color w:val="808080"/>
-          <w:sz w:val="18"/>
-          <w:szCs w:val="18"/>
-        </w:rPr>
-        <w:t xml:space="preserve">    </w:t>
-      </w:r>
-      <w:r>
-        <w:rPr>
-          <w:rFonts w:ascii="Consolas" w:hAnsi="Consolas"/>
-          <w:color w:val="808080"/>
-          <w:sz w:val="18"/>
-          <w:szCs w:val="18"/>
-        </w:rPr>
-        <w:t>int local_rows = rows_per_proc;</w:t>
-      </w:r>
-    </w:p>
-    <w:p>
-      <w:pPr>
-        <w:pStyle w:val="Normal"/>
-        <w:spacing w:before="0" w:after="0"/>
-        <w:ind w:hanging="0"/>
-        <w:rPr>
-          <w:rFonts w:ascii="Consolas" w:hAnsi="Consolas"/>
-          <w:color w:val="808080"/>
-          <w:sz w:val="18"/>
-          <w:szCs w:val="18"/>
-        </w:rPr>
-      </w:pPr>
-      <w:r>
-        <w:rPr>
-          <w:rFonts w:ascii="Consolas" w:hAnsi="Consolas"/>
-          <w:color w:val="808080"/>
-          <w:sz w:val="18"/>
-          <w:szCs w:val="18"/>
-        </w:rPr>
-        <w:t xml:space="preserve">    </w:t>
-      </w:r>
-      <w:r>
-        <w:rPr>
-          <w:rFonts w:ascii="Consolas" w:hAnsi="Consolas"/>
-          <w:color w:val="808080"/>
-          <w:sz w:val="18"/>
-          <w:szCs w:val="18"/>
-        </w:rPr>
-        <w:t>if (world_rank &lt; extra_rows) {</w:t>
-      </w:r>
-    </w:p>
-    <w:p>
-      <w:pPr>
-        <w:pStyle w:val="Normal"/>
-        <w:spacing w:before="0" w:after="0"/>
-        <w:ind w:hanging="0"/>
-        <w:rPr>
-          <w:rFonts w:ascii="Consolas" w:hAnsi="Consolas"/>
-          <w:color w:val="808080"/>
-          <w:sz w:val="18"/>
-          <w:szCs w:val="18"/>
-        </w:rPr>
-      </w:pPr>
-      <w:r>
-        <w:rPr>
-          <w:rFonts w:ascii="Consolas" w:hAnsi="Consolas"/>
-          <w:color w:val="808080"/>
-          <w:sz w:val="18"/>
-          <w:szCs w:val="18"/>
-        </w:rPr>
-        <w:t xml:space="preserve">        </w:t>
-      </w:r>
-      <w:r>
-        <w:rPr>
-          <w:rFonts w:ascii="Consolas" w:hAnsi="Consolas"/>
-          <w:color w:val="808080"/>
-          <w:sz w:val="18"/>
-          <w:szCs w:val="18"/>
-        </w:rPr>
-        <w:t>++local_rows;</w:t>
-      </w:r>
-    </w:p>
-    <w:p>
-      <w:pPr>
-        <w:pStyle w:val="Normal"/>
-        <w:spacing w:before="0" w:after="0"/>
-        <w:ind w:hanging="0"/>
-        <w:rPr>
-          <w:rFonts w:ascii="Consolas" w:hAnsi="Consolas"/>
-          <w:color w:val="808080"/>
-          <w:sz w:val="18"/>
-          <w:szCs w:val="18"/>
-        </w:rPr>
-      </w:pPr>
-      <w:r>
-        <w:rPr>
-          <w:rFonts w:ascii="Consolas" w:hAnsi="Consolas"/>
-          <w:color w:val="808080"/>
-          <w:sz w:val="18"/>
-          <w:szCs w:val="18"/>
-        </w:rPr>
-        <w:t xml:space="preserve">    </w:t>
-      </w:r>
-      <w:r>
-        <w:rPr>
-          <w:rFonts w:ascii="Consolas" w:hAnsi="Consolas"/>
-          <w:color w:val="808080"/>
-          <w:sz w:val="18"/>
-          <w:szCs w:val="18"/>
-        </w:rPr>
-        <w:t>}</w:t>
-      </w:r>
-    </w:p>
-    <w:p>
-      <w:pPr>
-        <w:pStyle w:val="Normal"/>
-        <w:spacing w:before="0" w:after="0"/>
-        <w:ind w:hanging="0"/>
-        <w:rPr>
-          <w:rFonts w:ascii="Consolas" w:hAnsi="Consolas"/>
-          <w:color w:val="808080"/>
-          <w:sz w:val="18"/>
-          <w:szCs w:val="18"/>
-        </w:rPr>
-      </w:pPr>
-      <w:r>
-        <w:rPr>
-          <w:rFonts w:ascii="Consolas" w:hAnsi="Consolas"/>
-          <w:color w:val="808080"/>
-          <w:sz w:val="18"/>
-          <w:szCs w:val="18"/>
-        </w:rPr>
-        <w:t xml:space="preserve">    </w:t>
-      </w:r>
-      <w:r>
-        <w:rPr>
-          <w:rFonts w:ascii="Consolas" w:hAnsi="Consolas"/>
-          <w:color w:val="808080"/>
-          <w:sz w:val="18"/>
-          <w:szCs w:val="18"/>
-        </w:rPr>
-        <w:t>local_matrix.resize(local_rows * cols);</w:t>
-      </w:r>
-    </w:p>
-    <w:p>
-      <w:pPr>
-        <w:pStyle w:val="Normal"/>
-        <w:spacing w:before="0" w:after="0"/>
-        <w:ind w:hanging="0"/>
-        <w:rPr>
-          <w:rFonts w:ascii="Consolas" w:hAnsi="Consolas"/>
-          <w:color w:val="808080"/>
-          <w:sz w:val="18"/>
-          <w:szCs w:val="18"/>
-        </w:rPr>
-      </w:pPr>
-      <w:r>
-        <w:rPr>
-          <w:rFonts w:ascii="Consolas" w:hAnsi="Consolas"/>
-          <w:color w:val="808080"/>
-          <w:sz w:val="18"/>
-          <w:szCs w:val="18"/>
-        </w:rPr>
-      </w:r>
-    </w:p>
-    <w:p>
-      <w:pPr>
-        <w:pStyle w:val="Normal"/>
-        <w:spacing w:before="0" w:after="0"/>
-        <w:ind w:hanging="0"/>
-        <w:rPr>
-          <w:rFonts w:ascii="Consolas" w:hAnsi="Consolas"/>
-          <w:color w:val="808080"/>
-          <w:sz w:val="18"/>
-          <w:szCs w:val="18"/>
-        </w:rPr>
-      </w:pPr>
-      <w:r>
-        <w:rPr>
-          <w:rFonts w:ascii="Consolas" w:hAnsi="Consolas"/>
-          <w:color w:val="808080"/>
-          <w:sz w:val="18"/>
-          <w:szCs w:val="18"/>
-        </w:rPr>
-        <w:t xml:space="preserve">    </w:t>
-      </w:r>
-      <w:r>
-        <w:rPr>
-          <w:rFonts w:ascii="Consolas" w:hAnsi="Consolas"/>
-          <w:color w:val="808080"/>
-          <w:sz w:val="18"/>
-          <w:szCs w:val="18"/>
-        </w:rPr>
-        <w:t>if (world_rank == 0) {</w:t>
-      </w:r>
-    </w:p>
-    <w:p>
-      <w:pPr>
-        <w:pStyle w:val="Normal"/>
-        <w:spacing w:before="0" w:after="0"/>
-        <w:ind w:hanging="0"/>
-        <w:rPr>
-          <w:rFonts w:ascii="Consolas" w:hAnsi="Consolas"/>
-          <w:color w:val="808080"/>
-          <w:sz w:val="18"/>
-          <w:szCs w:val="18"/>
-        </w:rPr>
-      </w:pPr>
-      <w:r>
-        <w:rPr>
-          <w:rFonts w:ascii="Consolas" w:hAnsi="Consolas"/>
-          <w:color w:val="808080"/>
-          <w:sz w:val="18"/>
-          <w:szCs w:val="18"/>
-        </w:rPr>
-        <w:t xml:space="preserve">        </w:t>
-      </w:r>
-      <w:r>
-        <w:rPr>
-          <w:rFonts w:ascii="Consolas" w:hAnsi="Consolas"/>
-          <w:color w:val="808080"/>
-          <w:sz w:val="18"/>
-          <w:szCs w:val="18"/>
-        </w:rPr>
-        <w:t>int offset = 0;</w:t>
-      </w:r>
-    </w:p>
-    <w:p>
-      <w:pPr>
-        <w:pStyle w:val="Normal"/>
-        <w:spacing w:before="0" w:after="0"/>
-        <w:ind w:hanging="0"/>
-        <w:rPr>
-          <w:rFonts w:ascii="Consolas" w:hAnsi="Consolas"/>
-          <w:color w:val="808080"/>
-          <w:sz w:val="18"/>
-          <w:szCs w:val="18"/>
-        </w:rPr>
-      </w:pPr>
-      <w:r>
-        <w:rPr>
-          <w:rFonts w:ascii="Consolas" w:hAnsi="Consolas"/>
-          <w:color w:val="808080"/>
-          <w:sz w:val="18"/>
-          <w:szCs w:val="18"/>
-        </w:rPr>
-        <w:t xml:space="preserve">        </w:t>
-      </w:r>
-      <w:r>
-        <w:rPr>
-          <w:rFonts w:ascii="Consolas" w:hAnsi="Consolas"/>
-          <w:color w:val="808080"/>
-          <w:sz w:val="18"/>
-          <w:szCs w:val="18"/>
-        </w:rPr>
-        <w:t>for (int i = 0; i &lt; world_size; ++i) {</w:t>
-      </w:r>
-    </w:p>
-    <w:p>
-      <w:pPr>
-        <w:pStyle w:val="Normal"/>
-        <w:spacing w:before="0" w:after="0"/>
-        <w:ind w:hanging="0"/>
-        <w:rPr>
-          <w:rFonts w:ascii="Consolas" w:hAnsi="Consolas"/>
-          <w:color w:val="808080"/>
-          <w:sz w:val="18"/>
-          <w:szCs w:val="18"/>
-        </w:rPr>
-      </w:pPr>
-      <w:r>
-        <w:rPr>
-          <w:rFonts w:ascii="Consolas" w:hAnsi="Consolas"/>
-          <w:color w:val="808080"/>
-          <w:sz w:val="18"/>
-          <w:szCs w:val="18"/>
-        </w:rPr>
-        <w:t xml:space="preserve">            </w:t>
-      </w:r>
-      <w:r>
-        <w:rPr>
-          <w:rFonts w:ascii="Consolas" w:hAnsi="Consolas"/>
-          <w:color w:val="808080"/>
-          <w:sz w:val="18"/>
-          <w:szCs w:val="18"/>
-        </w:rPr>
-        <w:t>int count = (i &lt; extra_rows ? rows_per_proc + 1 : rows_per_proc) * cols;</w:t>
-      </w:r>
-    </w:p>
-    <w:p>
-      <w:pPr>
-        <w:pStyle w:val="Normal"/>
-        <w:spacing w:before="0" w:after="0"/>
-        <w:ind w:hanging="0"/>
-        <w:rPr>
-          <w:rFonts w:ascii="Consolas" w:hAnsi="Consolas"/>
-          <w:color w:val="808080"/>
-          <w:sz w:val="18"/>
-          <w:szCs w:val="18"/>
-        </w:rPr>
-      </w:pPr>
-      <w:r>
-        <w:rPr>
-          <w:rFonts w:ascii="Consolas" w:hAnsi="Consolas"/>
-          <w:color w:val="808080"/>
-          <w:sz w:val="18"/>
-          <w:szCs w:val="18"/>
-        </w:rPr>
-        <w:t xml:space="preserve">            </w:t>
-      </w:r>
-      <w:r>
-        <w:rPr>
-          <w:rFonts w:ascii="Consolas" w:hAnsi="Consolas"/>
-          <w:color w:val="808080"/>
-          <w:sz w:val="18"/>
-          <w:szCs w:val="18"/>
-        </w:rPr>
-        <w:t>if (i == 0) {</w:t>
-      </w:r>
-    </w:p>
-    <w:p>
-      <w:pPr>
-        <w:pStyle w:val="Normal"/>
-        <w:spacing w:before="0" w:after="0"/>
-        <w:ind w:hanging="0"/>
-        <w:rPr>
-          <w:rFonts w:ascii="Consolas" w:hAnsi="Consolas"/>
-          <w:color w:val="808080"/>
-          <w:sz w:val="18"/>
-          <w:szCs w:val="18"/>
-        </w:rPr>
-      </w:pPr>
-      <w:r>
-        <w:rPr>
-          <w:rFonts w:ascii="Consolas" w:hAnsi="Consolas"/>
-          <w:color w:val="808080"/>
-          <w:sz w:val="18"/>
-          <w:szCs w:val="18"/>
-        </w:rPr>
-        <w:t xml:space="preserve">                </w:t>
-      </w:r>
-      <w:r>
-        <w:rPr>
-          <w:rFonts w:ascii="Consolas" w:hAnsi="Consolas"/>
-          <w:color w:val="808080"/>
-          <w:sz w:val="18"/>
-          <w:szCs w:val="18"/>
-        </w:rPr>
-        <w:t>std::copy(matrix.begin(), matrix.begin() + count, local_matrix.begin());</w:t>
-      </w:r>
-    </w:p>
-    <w:p>
-      <w:pPr>
-        <w:pStyle w:val="Normal"/>
-        <w:spacing w:before="0" w:after="0"/>
-        <w:ind w:hanging="0"/>
-        <w:rPr>
-          <w:rFonts w:ascii="Consolas" w:hAnsi="Consolas"/>
-          <w:color w:val="808080"/>
-          <w:sz w:val="18"/>
-          <w:szCs w:val="18"/>
-        </w:rPr>
-      </w:pPr>
-      <w:r>
-        <w:rPr>
-          <w:rFonts w:ascii="Consolas" w:hAnsi="Consolas"/>
-          <w:color w:val="808080"/>
-          <w:sz w:val="18"/>
-          <w:szCs w:val="18"/>
-        </w:rPr>
-        <w:t xml:space="preserve">            </w:t>
-      </w:r>
-      <w:r>
-        <w:rPr>
-          <w:rFonts w:ascii="Consolas" w:hAnsi="Consolas"/>
-          <w:color w:val="808080"/>
-          <w:sz w:val="18"/>
-          <w:szCs w:val="18"/>
-        </w:rPr>
-        <w:t>} else {</w:t>
-      </w:r>
-    </w:p>
-    <w:p>
-      <w:pPr>
-        <w:pStyle w:val="Normal"/>
-        <w:spacing w:before="0" w:after="0"/>
-        <w:ind w:hanging="0"/>
-        <w:rPr>
-          <w:rFonts w:ascii="Consolas" w:hAnsi="Consolas"/>
-          <w:color w:val="808080"/>
-          <w:sz w:val="18"/>
-          <w:szCs w:val="18"/>
-        </w:rPr>
-      </w:pPr>
-      <w:r>
-        <w:rPr>
-          <w:rFonts w:ascii="Consolas" w:hAnsi="Consolas"/>
-          <w:color w:val="808080"/>
-          <w:sz w:val="18"/>
-          <w:szCs w:val="18"/>
-        </w:rPr>
-        <w:t xml:space="preserve">                </w:t>
-      </w:r>
-      <w:r>
-        <w:rPr>
-          <w:rFonts w:ascii="Consolas" w:hAnsi="Consolas"/>
-          <w:color w:val="2A6099"/>
-          <w:sz w:val="18"/>
-          <w:szCs w:val="18"/>
-        </w:rPr>
-        <w:t>MPI_Send(matrix.data() + offset, count, MPI_INT, i, 0, MPI_COMM_WORLD);</w:t>
-      </w:r>
-    </w:p>
-    <w:p>
-      <w:pPr>
-        <w:pStyle w:val="Normal"/>
-        <w:spacing w:before="0" w:after="0"/>
-        <w:ind w:hanging="0"/>
-        <w:rPr>
-          <w:rFonts w:ascii="Consolas" w:hAnsi="Consolas"/>
-          <w:color w:val="808080"/>
-          <w:sz w:val="18"/>
-          <w:szCs w:val="18"/>
-        </w:rPr>
-      </w:pPr>
-      <w:r>
-        <w:rPr>
-          <w:rFonts w:ascii="Consolas" w:hAnsi="Consolas"/>
-          <w:color w:val="808080"/>
-          <w:sz w:val="18"/>
-          <w:szCs w:val="18"/>
-        </w:rPr>
-        <w:t xml:space="preserve">            </w:t>
-      </w:r>
-      <w:r>
-        <w:rPr>
-          <w:rFonts w:ascii="Consolas" w:hAnsi="Consolas"/>
-          <w:color w:val="808080"/>
-          <w:sz w:val="18"/>
-          <w:szCs w:val="18"/>
-        </w:rPr>
-        <w:t>}</w:t>
-      </w:r>
-    </w:p>
-    <w:p>
-      <w:pPr>
-        <w:pStyle w:val="Normal"/>
-        <w:spacing w:before="0" w:after="0"/>
-        <w:ind w:hanging="0"/>
-        <w:rPr>
-          <w:rFonts w:ascii="Consolas" w:hAnsi="Consolas"/>
-          <w:color w:val="808080"/>
-          <w:sz w:val="18"/>
-          <w:szCs w:val="18"/>
-        </w:rPr>
-      </w:pPr>
-      <w:r>
-        <w:rPr>
-          <w:rFonts w:ascii="Consolas" w:hAnsi="Consolas"/>
-          <w:color w:val="808080"/>
-          <w:sz w:val="18"/>
-          <w:szCs w:val="18"/>
-        </w:rPr>
-        <w:t xml:space="preserve">            </w:t>
-      </w:r>
-      <w:r>
-        <w:rPr>
-          <w:rFonts w:ascii="Consolas" w:hAnsi="Consolas"/>
-          <w:color w:val="808080"/>
-          <w:sz w:val="18"/>
-          <w:szCs w:val="18"/>
-        </w:rPr>
-        <w:t>offset += count;</w:t>
-      </w:r>
-    </w:p>
-    <w:p>
-      <w:pPr>
-        <w:pStyle w:val="Normal"/>
-        <w:spacing w:before="0" w:after="0"/>
-        <w:ind w:hanging="0"/>
-        <w:rPr>
-          <w:rFonts w:ascii="Consolas" w:hAnsi="Consolas"/>
-          <w:color w:val="808080"/>
-          <w:sz w:val="18"/>
-          <w:szCs w:val="18"/>
-        </w:rPr>
-      </w:pPr>
-      <w:r>
-        <w:rPr>
-          <w:rFonts w:ascii="Consolas" w:hAnsi="Consolas"/>
-          <w:color w:val="808080"/>
-          <w:sz w:val="18"/>
-          <w:szCs w:val="18"/>
-        </w:rPr>
-        <w:t xml:space="preserve">        </w:t>
-      </w:r>
-      <w:r>
-        <w:rPr>
-          <w:rFonts w:ascii="Consolas" w:hAnsi="Consolas"/>
-          <w:color w:val="808080"/>
-          <w:sz w:val="18"/>
-          <w:szCs w:val="18"/>
-        </w:rPr>
-        <w:t>}</w:t>
-      </w:r>
-    </w:p>
-    <w:p>
-      <w:pPr>
-        <w:pStyle w:val="Normal"/>
-        <w:spacing w:before="0" w:after="0"/>
-        <w:ind w:hanging="0"/>
-        <w:rPr>
-          <w:rFonts w:ascii="Consolas" w:hAnsi="Consolas"/>
-          <w:color w:val="808080"/>
-          <w:sz w:val="18"/>
-          <w:szCs w:val="18"/>
-        </w:rPr>
-      </w:pPr>
-      <w:r>
-        <w:rPr>
-          <w:rFonts w:ascii="Consolas" w:hAnsi="Consolas"/>
-          <w:color w:val="808080"/>
-          <w:sz w:val="18"/>
-          <w:szCs w:val="18"/>
-        </w:rPr>
-        <w:t xml:space="preserve">    </w:t>
-      </w:r>
-      <w:r>
-        <w:rPr>
-          <w:rFonts w:ascii="Consolas" w:hAnsi="Consolas"/>
-          <w:color w:val="808080"/>
-          <w:sz w:val="18"/>
-          <w:szCs w:val="18"/>
-        </w:rPr>
-        <w:t>} else {</w:t>
-      </w:r>
-    </w:p>
-    <w:p>
-      <w:pPr>
-        <w:pStyle w:val="Normal"/>
-        <w:spacing w:before="0" w:after="0"/>
-        <w:ind w:hanging="0"/>
-        <w:rPr>
-          <w:rFonts w:ascii="Consolas" w:hAnsi="Consolas"/>
-          <w:color w:val="2A6099"/>
-          <w:sz w:val="18"/>
-          <w:szCs w:val="18"/>
-        </w:rPr>
-      </w:pPr>
-      <w:r>
-        <w:rPr>
-          <w:rFonts w:ascii="Consolas" w:hAnsi="Consolas"/>
-          <w:color w:val="2A6099"/>
-          <w:sz w:val="18"/>
-          <w:szCs w:val="18"/>
-        </w:rPr>
-        <w:t xml:space="preserve">        </w:t>
-      </w:r>
-      <w:r>
-        <w:rPr>
-          <w:rFonts w:ascii="Consolas" w:hAnsi="Consolas"/>
-          <w:color w:val="2A6099"/>
-          <w:sz w:val="18"/>
-          <w:szCs w:val="18"/>
-        </w:rPr>
-        <w:t>MPI_Recv(local_matrix.data(), local_matrix.size(), MPI_INT, 0, 0, MPI_COMM_WORLD, MPI_STATUS_IGNORE);</w:t>
-      </w:r>
-    </w:p>
-    <w:p>
-      <w:pPr>
-        <w:pStyle w:val="Normal"/>
-        <w:spacing w:before="0" w:after="0"/>
-        <w:ind w:hanging="0"/>
-        <w:rPr>
-          <w:rFonts w:ascii="Consolas" w:hAnsi="Consolas"/>
-          <w:color w:val="808080"/>
-          <w:sz w:val="18"/>
-          <w:szCs w:val="18"/>
-        </w:rPr>
-      </w:pPr>
-      <w:r>
-        <w:rPr>
-          <w:rFonts w:ascii="Consolas" w:hAnsi="Consolas"/>
-          <w:color w:val="808080"/>
-          <w:sz w:val="18"/>
-          <w:szCs w:val="18"/>
-        </w:rPr>
-        <w:t xml:space="preserve">    </w:t>
-      </w:r>
-      <w:r>
-        <w:rPr>
-          <w:rFonts w:ascii="Consolas" w:hAnsi="Consolas"/>
-          <w:color w:val="808080"/>
-          <w:sz w:val="18"/>
-          <w:szCs w:val="18"/>
-        </w:rPr>
-        <w:t>}</w:t>
-      </w:r>
-    </w:p>
-    <w:p>
-      <w:pPr>
-        <w:pStyle w:val="Normal"/>
-        <w:spacing w:before="0" w:after="0"/>
-        <w:ind w:hanging="0"/>
-        <w:rPr>
-          <w:rFonts w:ascii="Consolas" w:hAnsi="Consolas"/>
-          <w:sz w:val="24"/>
-          <w:szCs w:val="24"/>
-        </w:rPr>
-      </w:pPr>
-      <w:r>
-        <w:rPr>
-          <w:rFonts w:ascii="Consolas" w:hAnsi="Consolas"/>
-          <w:sz w:val="24"/>
-          <w:szCs w:val="24"/>
-        </w:rPr>
-      </w:r>
-    </w:p>
-    <w:p>
-      <w:pPr>
-        <w:pStyle w:val="Normal"/>
-        <w:spacing w:before="0" w:after="0"/>
-        <w:ind w:hanging="0"/>
-        <w:rPr>
-          <w:rFonts w:ascii="Consolas" w:hAnsi="Consolas"/>
-          <w:sz w:val="24"/>
-          <w:szCs w:val="24"/>
-        </w:rPr>
-      </w:pPr>
-      <w:r>
-        <w:rPr>
-          <w:rFonts w:ascii="Consolas" w:hAnsi="Consolas"/>
-          <w:sz w:val="24"/>
-          <w:szCs w:val="24"/>
-        </w:rPr>
-        <w:t>Каждый процесс локально вычисляет результат для своего набора строк и отправляет его обратно.</w:t>
-      </w:r>
-    </w:p>
-    <w:p>
-      <w:pPr>
-        <w:pStyle w:val="Normal"/>
-        <w:spacing w:before="0" w:after="0"/>
-        <w:ind w:hanging="0"/>
-        <w:rPr>
-          <w:rFonts w:ascii="Consolas" w:hAnsi="Consolas"/>
-          <w:sz w:val="24"/>
-          <w:szCs w:val="24"/>
-        </w:rPr>
-      </w:pPr>
-      <w:r>
-        <w:rPr>
-          <w:rFonts w:ascii="Consolas" w:hAnsi="Consolas"/>
-          <w:sz w:val="24"/>
-          <w:szCs w:val="24"/>
-        </w:rPr>
-      </w:r>
-    </w:p>
-    <w:p>
-      <w:pPr>
-        <w:pStyle w:val="Normal"/>
-        <w:spacing w:before="0" w:after="0"/>
-        <w:ind w:hanging="0"/>
-        <w:rPr>
-          <w:rFonts w:ascii="Consolas" w:hAnsi="Consolas"/>
-          <w:color w:val="808080"/>
-          <w:sz w:val="18"/>
-          <w:szCs w:val="18"/>
-        </w:rPr>
-      </w:pPr>
-      <w:r>
-        <w:rPr>
-          <w:rFonts w:ascii="Consolas" w:hAnsi="Consolas"/>
-          <w:color w:val="808080"/>
-          <w:sz w:val="18"/>
-          <w:szCs w:val="18"/>
-        </w:rPr>
-        <w:t xml:space="preserve">    </w:t>
-      </w:r>
-      <w:r>
-        <w:rPr>
-          <w:rFonts w:ascii="Consolas" w:hAnsi="Consolas"/>
-          <w:color w:val="808080"/>
-          <w:sz w:val="18"/>
-          <w:szCs w:val="18"/>
-        </w:rPr>
-        <w:t>if (world_rank == 0) {</w:t>
-      </w:r>
-    </w:p>
-    <w:p>
-      <w:pPr>
-        <w:pStyle w:val="Normal"/>
-        <w:spacing w:before="0" w:after="0"/>
-        <w:ind w:hanging="0"/>
-        <w:rPr>
-          <w:rFonts w:ascii="Consolas" w:hAnsi="Consolas"/>
-          <w:color w:val="808080"/>
-          <w:sz w:val="18"/>
-          <w:szCs w:val="18"/>
-        </w:rPr>
-      </w:pPr>
-      <w:r>
-        <w:rPr>
-          <w:rFonts w:ascii="Consolas" w:hAnsi="Consolas"/>
-          <w:color w:val="808080"/>
-          <w:sz w:val="18"/>
-          <w:szCs w:val="18"/>
-        </w:rPr>
-        <w:t xml:space="preserve">        </w:t>
-      </w:r>
-      <w:r>
-        <w:rPr>
-          <w:rFonts w:ascii="Consolas" w:hAnsi="Consolas"/>
-          <w:color w:val="808080"/>
-          <w:sz w:val="18"/>
-          <w:szCs w:val="18"/>
-        </w:rPr>
-        <w:t>int offset = local_rows;</w:t>
-      </w:r>
-    </w:p>
-    <w:p>
-      <w:pPr>
-        <w:pStyle w:val="Normal"/>
-        <w:spacing w:before="0" w:after="0"/>
-        <w:ind w:hanging="0"/>
-        <w:rPr>
-          <w:rFonts w:ascii="Consolas" w:hAnsi="Consolas"/>
-          <w:color w:val="808080"/>
-          <w:sz w:val="18"/>
-          <w:szCs w:val="18"/>
-        </w:rPr>
-      </w:pPr>
-      <w:r>
-        <w:rPr>
-          <w:rFonts w:ascii="Consolas" w:hAnsi="Consolas"/>
-          <w:color w:val="808080"/>
-          <w:sz w:val="18"/>
-          <w:szCs w:val="18"/>
-        </w:rPr>
-        <w:t xml:space="preserve">        </w:t>
-      </w:r>
-      <w:r>
-        <w:rPr>
-          <w:rFonts w:ascii="Consolas" w:hAnsi="Consolas"/>
-          <w:color w:val="808080"/>
-          <w:sz w:val="18"/>
-          <w:szCs w:val="18"/>
-        </w:rPr>
-        <w:t>std::copy(local_result.begin(), local_result.end(), result.begin());</w:t>
-      </w:r>
-    </w:p>
-    <w:p>
-      <w:pPr>
-        <w:pStyle w:val="Normal"/>
-        <w:spacing w:before="0" w:after="0"/>
-        <w:ind w:hanging="0"/>
-        <w:rPr>
-          <w:rFonts w:ascii="Consolas" w:hAnsi="Consolas"/>
-          <w:color w:val="808080"/>
-          <w:sz w:val="18"/>
-          <w:szCs w:val="18"/>
-        </w:rPr>
-      </w:pPr>
-      <w:r>
-        <w:rPr>
-          <w:rFonts w:ascii="Consolas" w:hAnsi="Consolas"/>
-          <w:color w:val="808080"/>
-          <w:sz w:val="18"/>
-          <w:szCs w:val="18"/>
-        </w:rPr>
-        <w:t xml:space="preserve">        </w:t>
-      </w:r>
-      <w:r>
-        <w:rPr>
-          <w:rFonts w:ascii="Consolas" w:hAnsi="Consolas"/>
-          <w:color w:val="808080"/>
-          <w:sz w:val="18"/>
-          <w:szCs w:val="18"/>
-        </w:rPr>
-        <w:t>for (int i = 1; i &lt; world_size; ++i) {</w:t>
-      </w:r>
-    </w:p>
-    <w:p>
-      <w:pPr>
-        <w:pStyle w:val="Normal"/>
-        <w:spacing w:before="0" w:after="0"/>
-        <w:ind w:hanging="0"/>
-        <w:rPr>
-          <w:rFonts w:ascii="Consolas" w:hAnsi="Consolas"/>
-          <w:color w:val="808080"/>
-          <w:sz w:val="18"/>
-          <w:szCs w:val="18"/>
-        </w:rPr>
-      </w:pPr>
-      <w:r>
-        <w:rPr>
-          <w:rFonts w:ascii="Consolas" w:hAnsi="Consolas"/>
-          <w:color w:val="808080"/>
-          <w:sz w:val="18"/>
-          <w:szCs w:val="18"/>
-        </w:rPr>
-        <w:t xml:space="preserve">            </w:t>
-      </w:r>
-      <w:r>
-        <w:rPr>
-          <w:rFonts w:ascii="Consolas" w:hAnsi="Consolas"/>
-          <w:color w:val="808080"/>
-          <w:sz w:val="18"/>
-          <w:szCs w:val="18"/>
-        </w:rPr>
-        <w:t>int recv_count = (i &lt; extra_rows ? rows_per_proc + 1 : rows_per_proc);</w:t>
-      </w:r>
-    </w:p>
-    <w:p>
-      <w:pPr>
-        <w:pStyle w:val="Normal"/>
-        <w:spacing w:before="0" w:after="0"/>
-        <w:ind w:hanging="0"/>
-        <w:rPr>
-          <w:rFonts w:ascii="Consolas" w:hAnsi="Consolas"/>
-          <w:color w:val="2A6099"/>
-          <w:sz w:val="18"/>
-          <w:szCs w:val="18"/>
-        </w:rPr>
-      </w:pPr>
-      <w:r>
-        <w:rPr>
-          <w:rFonts w:ascii="Consolas" w:hAnsi="Consolas"/>
-          <w:color w:val="2A6099"/>
-          <w:sz w:val="18"/>
-          <w:szCs w:val="18"/>
-        </w:rPr>
-        <w:t xml:space="preserve">            </w:t>
-      </w:r>
-      <w:r>
-        <w:rPr>
-          <w:rFonts w:ascii="Consolas" w:hAnsi="Consolas"/>
-          <w:color w:val="2A6099"/>
-          <w:sz w:val="18"/>
-          <w:szCs w:val="18"/>
-        </w:rPr>
-        <w:t>MPI_Recv(result.data() + offset, recv_count, MPI_INT, i, 0, MPI_COMM_WORLD, MPI_STATUS_IGNORE);</w:t>
-      </w:r>
-    </w:p>
-    <w:p>
-      <w:pPr>
-        <w:pStyle w:val="Normal"/>
-        <w:spacing w:before="0" w:after="0"/>
-        <w:ind w:hanging="0"/>
-        <w:rPr>
-          <w:rFonts w:ascii="Consolas" w:hAnsi="Consolas"/>
-          <w:color w:val="808080"/>
-          <w:sz w:val="18"/>
-          <w:szCs w:val="18"/>
-        </w:rPr>
-      </w:pPr>
-      <w:r>
-        <w:rPr>
-          <w:rFonts w:ascii="Consolas" w:hAnsi="Consolas"/>
-          <w:color w:val="808080"/>
-          <w:sz w:val="18"/>
-          <w:szCs w:val="18"/>
-        </w:rPr>
-        <w:t xml:space="preserve">            </w:t>
-      </w:r>
-      <w:r>
-        <w:rPr>
-          <w:rFonts w:ascii="Consolas" w:hAnsi="Consolas"/>
-          <w:color w:val="808080"/>
-          <w:sz w:val="18"/>
-          <w:szCs w:val="18"/>
-        </w:rPr>
-        <w:t>offset += recv_count;</w:t>
-      </w:r>
-    </w:p>
-    <w:p>
-      <w:pPr>
-        <w:pStyle w:val="Normal"/>
-        <w:spacing w:before="0" w:after="0"/>
-        <w:ind w:hanging="0"/>
-        <w:rPr>
-          <w:rFonts w:ascii="Consolas" w:hAnsi="Consolas"/>
-          <w:color w:val="808080"/>
-          <w:sz w:val="18"/>
-          <w:szCs w:val="18"/>
-        </w:rPr>
-      </w:pPr>
-      <w:r>
-        <w:rPr>
-          <w:rFonts w:ascii="Consolas" w:hAnsi="Consolas"/>
-          <w:color w:val="808080"/>
-          <w:sz w:val="18"/>
-          <w:szCs w:val="18"/>
-        </w:rPr>
-        <w:t xml:space="preserve">        </w:t>
-      </w:r>
-      <w:r>
-        <w:rPr>
-          <w:rFonts w:ascii="Consolas" w:hAnsi="Consolas"/>
-          <w:color w:val="808080"/>
-          <w:sz w:val="18"/>
-          <w:szCs w:val="18"/>
-        </w:rPr>
-        <w:t>}</w:t>
-      </w:r>
-    </w:p>
-    <w:p>
-      <w:pPr>
-        <w:pStyle w:val="Normal"/>
-        <w:spacing w:before="0" w:after="0"/>
-        <w:ind w:hanging="0"/>
-        <w:rPr>
-          <w:rFonts w:ascii="Consolas" w:hAnsi="Consolas"/>
-          <w:color w:val="808080"/>
-          <w:sz w:val="18"/>
-          <w:szCs w:val="18"/>
-        </w:rPr>
-      </w:pPr>
-      <w:r>
-        <w:rPr>
-          <w:rFonts w:ascii="Consolas" w:hAnsi="Consolas"/>
-          <w:color w:val="808080"/>
-          <w:sz w:val="18"/>
-          <w:szCs w:val="18"/>
-        </w:rPr>
-        <w:t xml:space="preserve">    </w:t>
-      </w:r>
-      <w:r>
-        <w:rPr>
-          <w:rFonts w:ascii="Consolas" w:hAnsi="Consolas"/>
-          <w:color w:val="808080"/>
-          <w:sz w:val="18"/>
-          <w:szCs w:val="18"/>
-        </w:rPr>
-        <w:t>} else {</w:t>
-      </w:r>
-    </w:p>
-    <w:p>
-      <w:pPr>
-        <w:pStyle w:val="Normal"/>
-        <w:spacing w:before="0" w:after="0"/>
-        <w:ind w:hanging="0"/>
-        <w:rPr>
-          <w:rFonts w:ascii="Consolas" w:hAnsi="Consolas"/>
-          <w:color w:val="2A6099"/>
-          <w:sz w:val="18"/>
-          <w:szCs w:val="18"/>
-        </w:rPr>
-      </w:pPr>
-      <w:r>
-        <w:rPr>
-          <w:rFonts w:ascii="Consolas" w:hAnsi="Consolas"/>
-          <w:color w:val="2A6099"/>
-          <w:sz w:val="18"/>
-          <w:szCs w:val="18"/>
-        </w:rPr>
-        <w:t xml:space="preserve">        </w:t>
-      </w:r>
-      <w:r>
-        <w:rPr>
-          <w:rFonts w:ascii="Consolas" w:hAnsi="Consolas"/>
-          <w:color w:val="2A6099"/>
-          <w:sz w:val="18"/>
-          <w:szCs w:val="18"/>
-        </w:rPr>
-        <w:t>MPI_Send(local_result.data(), local_rows, MPI_INT, 0, 0, MPI_COMM_WORLD);</w:t>
-      </w:r>
-    </w:p>
-    <w:p>
-      <w:pPr>
-        <w:pStyle w:val="Normal"/>
-        <w:spacing w:before="0" w:after="0"/>
-        <w:ind w:hanging="0"/>
-        <w:rPr>
-          <w:rFonts w:ascii="Consolas" w:hAnsi="Consolas"/>
-          <w:color w:val="808080"/>
-          <w:sz w:val="18"/>
-          <w:szCs w:val="18"/>
-        </w:rPr>
-      </w:pPr>
-      <w:r>
-        <w:rPr>
-          <w:rFonts w:ascii="Consolas" w:hAnsi="Consolas"/>
-          <w:color w:val="808080"/>
-          <w:sz w:val="18"/>
-          <w:szCs w:val="18"/>
-        </w:rPr>
-        <w:t xml:space="preserve">    </w:t>
-      </w:r>
-      <w:r>
-        <w:rPr>
-          <w:rFonts w:ascii="Consolas" w:hAnsi="Consolas"/>
-          <w:color w:val="808080"/>
-          <w:sz w:val="18"/>
-          <w:szCs w:val="18"/>
-        </w:rPr>
-        <w:t>}</w:t>
-      </w:r>
-    </w:p>
-    <w:p>
-      <w:pPr>
-        <w:pStyle w:val="Normal"/>
-        <w:spacing w:before="0" w:after="0"/>
-        <w:ind w:hanging="0"/>
-        <w:rPr>
-          <w:rFonts w:ascii="Consolas" w:hAnsi="Consolas"/>
-          <w:sz w:val="18"/>
-          <w:szCs w:val="18"/>
-        </w:rPr>
-      </w:pPr>
-      <w:r>
-        <w:rPr>
-          <w:rFonts w:ascii="Consolas" w:hAnsi="Consolas"/>
-          <w:sz w:val="18"/>
-          <w:szCs w:val="18"/>
-        </w:rPr>
-      </w:r>
-    </w:p>
-    <w:p>
-      <w:pPr>
-        <w:pStyle w:val="Normal"/>
-        <w:rPr>
-          <w:b/>
-          <w:bCs/>
-        </w:rPr>
-      </w:pPr>
-      <w:r>
-        <w:rPr>
-          <w:b/>
-          <w:bCs/>
-        </w:rPr>
-        <w:t>Результат тестирования:</w:t>
-      </w:r>
-    </w:p>
-    <w:p>
-      <w:pPr>
-        <w:pStyle w:val="Normal"/>
-        <w:rPr/>
-      </w:pPr>
-      <w:r>
-        <w:rPr/>
-        <w:t xml:space="preserve">Представлено сравнение первой версии программы (без </w:t>
-      </w:r>
-      <w:r>
-        <w:rPr/>
-        <w:t>оптимизаций</w:t>
-      </w:r>
-      <w:r>
-        <w:rPr/>
-        <w:t>),</w:t>
-      </w:r>
-      <w:r>
-        <w:rPr/>
-        <w:t xml:space="preserve"> версии с OpenMP</w:t>
-      </w:r>
-      <w:r>
-        <w:rPr/>
-        <w:t xml:space="preserve"> </w:t>
-      </w:r>
-      <w:r>
-        <w:rPr/>
-        <w:t>и</w:t>
-      </w:r>
-      <w:r>
-        <w:rPr/>
-        <w:t xml:space="preserve"> новой верси</w:t>
-      </w:r>
-      <w:r>
-        <w:rPr/>
-        <w:t>иы</w:t>
-      </w:r>
-      <w:r>
-        <w:rPr/>
-        <w:t xml:space="preserve"> </w:t>
-      </w:r>
-      <w:r>
-        <w:rPr/>
-        <w:t>с MPI</w:t>
+        <w:t>CUDA</w:t>
       </w:r>
       <w:r>
         <w:rPr/>
         <w:t>.</w:t>
-      </w:r>
-    </w:p>
-    <w:p>
-      <w:pPr>
-        <w:pStyle w:val="Normal"/>
-        <w:rPr/>
-      </w:pPr>
-      <w:r>
-        <w:rPr/>
       </w:r>
     </w:p>
     <w:p>
@@ -1324,12 +1655,12 @@
           <wp:anchor behindDoc="0" distT="0" distB="0" distL="0" distR="0" simplePos="0" locked="0" layoutInCell="0" allowOverlap="1" relativeHeight="2">
             <wp:simplePos x="0" y="0"/>
             <wp:positionH relativeFrom="column">
-              <wp:posOffset>-680720</wp:posOffset>
+              <wp:posOffset>-679450</wp:posOffset>
             </wp:positionH>
             <wp:positionV relativeFrom="paragraph">
-              <wp:posOffset>-119380</wp:posOffset>
+              <wp:posOffset>-65405</wp:posOffset>
             </wp:positionV>
-            <wp:extent cx="6737985" cy="3789680"/>
+            <wp:extent cx="6803390" cy="3825875"/>
             <wp:effectExtent l="0" t="0" r="0" b="0"/>
             <wp:wrapSquare wrapText="largest"/>
             <wp:docPr id="1" name="Object1" descr=""/>
@@ -1354,6 +1685,7 @@
       </w:pPr>
       <w:r>
         <w:rPr/>
+        <w:t>В итоге, оказалось, что происходит сильное улучшение производительности на большом наборе данных.</w:t>
       </w:r>
     </w:p>
     <w:p>
@@ -1367,15 +1699,54 @@
       </w:pPr>
       <w:r>
         <w:rPr/>
-        <w:t xml:space="preserve">В итоге, </w:t>
-      </w:r>
-      <w:r>
+        <w:t>Также отдельно приведено сравнение для разных количеств потоков в блоке.</w:t>
+      </w:r>
+    </w:p>
+    <w:p>
+      <w:pPr>
+        <w:pStyle w:val="Normal"/>
+        <w:widowControl/>
+        <w:bidi w:val="0"/>
+        <w:spacing w:lineRule="auto" w:line="240" w:before="0" w:after="160"/>
+        <w:jc w:val="left"/>
         <w:rPr/>
-        <w:t xml:space="preserve">оказалось, что </w:t>
-      </w:r>
+      </w:pPr>
       <w:r>
         <w:rPr/>
-        <w:t>происходит сильное улучшение производительности на большом наборе данных.</w:t>
+      </w:r>
+    </w:p>
+    <w:p>
+      <w:pPr>
+        <w:pStyle w:val="Normal"/>
+        <w:widowControl/>
+        <w:bidi w:val="0"/>
+        <w:spacing w:lineRule="auto" w:line="240" w:before="0" w:after="160"/>
+        <w:jc w:val="left"/>
+        <w:rPr/>
+      </w:pPr>
+      <w:r>
+        <w:rPr/>
+        <w:drawing>
+          <wp:anchor behindDoc="0" distT="0" distB="0" distL="0" distR="0" simplePos="0" locked="0" layoutInCell="0" allowOverlap="1" relativeHeight="3">
+            <wp:simplePos x="0" y="0"/>
+            <wp:positionH relativeFrom="column">
+              <wp:align>center</wp:align>
+            </wp:positionH>
+            <wp:positionV relativeFrom="paragraph">
+              <wp:posOffset>635</wp:posOffset>
+            </wp:positionV>
+            <wp:extent cx="7416165" cy="4170680"/>
+            <wp:effectExtent l="0" t="0" r="0" b="0"/>
+            <wp:wrapSquare wrapText="largest"/>
+            <wp:docPr id="2" name="Object2" descr=""/>
+            <wp:cNvGraphicFramePr/>
+            <a:graphic xmlns:a="http://schemas.openxmlformats.org/drawingml/2006/main">
+              <a:graphicData uri="http://schemas.openxmlformats.org/drawingml/2006/chart">
+                <c:chart xmlns:c="http://schemas.openxmlformats.org/drawingml/2006/chart" xmlns:r="http://schemas.openxmlformats.org/officeDocument/2006/relationships" r:id="rId3"/>
+              </a:graphicData>
+            </a:graphic>
+          </wp:anchor>
+        </w:drawing>
       </w:r>
     </w:p>
     <w:sectPr>
@@ -2015,22 +2386,22 @@
                 <c:formatCode>General</c:formatCode>
                 <c:ptCount val="6"/>
                 <c:pt idx="0">
-                  <c:v>1.195</c:v>
+                  <c:v>2.805</c:v>
                 </c:pt>
                 <c:pt idx="1">
-                  <c:v>5.768</c:v>
+                  <c:v>14.017</c:v>
                 </c:pt>
                 <c:pt idx="2">
-                  <c:v>11.628</c:v>
+                  <c:v>28.395</c:v>
                 </c:pt>
                 <c:pt idx="3">
-                  <c:v>58.414</c:v>
+                  <c:v>140.866</c:v>
                 </c:pt>
                 <c:pt idx="4">
-                  <c:v>116.253</c:v>
+                  <c:v>270.393</c:v>
                 </c:pt>
                 <c:pt idx="5">
-                  <c:v>576.638</c:v>
+                  <c:v>1469.01</c:v>
                 </c:pt>
               </c:numCache>
             </c:numRef>
@@ -2046,7 +2417,7 @@
               <c:strCache>
                 <c:ptCount val="1"/>
                 <c:pt idx="0">
-                  <c:v>OpenMP (2 потока)</c:v>
+                  <c:v>MPI (2 процесса)</c:v>
                 </c:pt>
               </c:strCache>
             </c:strRef>
@@ -2143,22 +2514,22 @@
                 <c:formatCode>General</c:formatCode>
                 <c:ptCount val="6"/>
                 <c:pt idx="0">
-                  <c:v>1.061</c:v>
+                  <c:v>1.389</c:v>
                 </c:pt>
                 <c:pt idx="1">
-                  <c:v>5.918</c:v>
+                  <c:v>7.078</c:v>
                 </c:pt>
                 <c:pt idx="2">
-                  <c:v>11.555</c:v>
+                  <c:v>14.504</c:v>
                 </c:pt>
                 <c:pt idx="3">
-                  <c:v>58.563</c:v>
+                  <c:v>70.374</c:v>
                 </c:pt>
                 <c:pt idx="4">
-                  <c:v>116.627</c:v>
+                  <c:v>136.639</c:v>
                 </c:pt>
                 <c:pt idx="5">
-                  <c:v>599.907</c:v>
+                  <c:v>710.833</c:v>
                 </c:pt>
               </c:numCache>
             </c:numRef>
@@ -2174,7 +2545,135 @@
               <c:strCache>
                 <c:ptCount val="1"/>
                 <c:pt idx="0">
-                  <c:v>OpenMP (4 потока)</c:v>
+                  <c:v>CUDA (64 threadsPerBlock)</c:v>
+                </c:pt>
+              </c:strCache>
+            </c:strRef>
+          </c:tx>
+          <c:spPr>
+            <a:solidFill>
+              <a:srgbClr val="83caff"/>
+            </a:solidFill>
+            <a:ln w="28800">
+              <a:solidFill>
+                <a:srgbClr val="83caff"/>
+              </a:solidFill>
+              <a:round/>
+            </a:ln>
+          </c:spPr>
+          <c:marker>
+            <c:symbol val="triangle"/>
+            <c:size val="8"/>
+            <c:spPr>
+              <a:solidFill>
+                <a:srgbClr val="83caff"/>
+              </a:solidFill>
+            </c:spPr>
+          </c:marker>
+          <c:dLbls>
+            <c:txPr>
+              <a:bodyPr wrap="none"/>
+              <a:lstStyle/>
+              <a:p>
+                <a:pPr>
+                  <a:defRPr b="0" sz="1000" strike="noStrike" u="none">
+                    <a:solidFill>
+                      <a:srgbClr val="000000"/>
+                    </a:solidFill>
+                    <a:uFillTx/>
+                    <a:latin typeface="Arial"/>
+                  </a:defRPr>
+                </a:pPr>
+              </a:p>
+            </c:txPr>
+            <c:dLblPos val="r"/>
+            <c:showLegendKey val="0"/>
+            <c:showVal val="0"/>
+            <c:showCatName val="0"/>
+            <c:showSerName val="0"/>
+            <c:showPercent val="0"/>
+            <c:separator> </c:separator>
+            <c:showLeaderLines val="1"/>
+            <c:leaderLines>
+              <c:spPr>
+                <a:ln w="28800">
+                  <a:solidFill>
+                    <a:srgbClr val="000000"/>
+                  </a:solidFill>
+                </a:ln>
+              </c:spPr>
+            </c:leaderLines>
+            <c:extLst>
+              <c:ext xmlns:c15="http://schemas.microsoft.com/office/drawing/2012/chart" uri="{CE6537A1-D6FC-4f65-9D91-7224C49458BB}">
+                <c15:showLeaderLines val="1"/>
+              </c:ext>
+            </c:extLst>
+          </c:dLbls>
+          <c:cat>
+            <c:strRef>
+              <c:f>categories</c:f>
+              <c:strCache>
+                <c:ptCount val="6"/>
+                <c:pt idx="0">
+                  <c:v>1</c:v>
+                </c:pt>
+                <c:pt idx="1">
+                  <c:v>5</c:v>
+                </c:pt>
+                <c:pt idx="2">
+                  <c:v>10</c:v>
+                </c:pt>
+                <c:pt idx="3">
+                  <c:v>50</c:v>
+                </c:pt>
+                <c:pt idx="4">
+                  <c:v>100</c:v>
+                </c:pt>
+                <c:pt idx="5">
+                  <c:v>500</c:v>
+                </c:pt>
+              </c:strCache>
+            </c:strRef>
+          </c:cat>
+          <c:val>
+            <c:numRef>
+              <c:f>2</c:f>
+              <c:numCache>
+                <c:formatCode>General</c:formatCode>
+                <c:ptCount val="6"/>
+                <c:pt idx="0">
+                  <c:v>0.328</c:v>
+                </c:pt>
+                <c:pt idx="1">
+                  <c:v>0.686</c:v>
+                </c:pt>
+                <c:pt idx="2">
+                  <c:v>0.945</c:v>
+                </c:pt>
+                <c:pt idx="3">
+                  <c:v>4.22</c:v>
+                </c:pt>
+                <c:pt idx="4">
+                  <c:v>6.028</c:v>
+                </c:pt>
+                <c:pt idx="5">
+                  <c:v>31.556</c:v>
+                </c:pt>
+              </c:numCache>
+            </c:numRef>
+          </c:val>
+          <c:smooth val="0"/>
+        </c:ser>
+        <c:ser>
+          <c:idx val="3"/>
+          <c:order val="3"/>
+          <c:tx>
+            <c:strRef>
+              <c:f>label 3</c:f>
+              <c:strCache>
+                <c:ptCount val="1"/>
+                <c:pt idx="0">
+                  <c:v>CUDA (128 threadsPerBlock)</c:v>
                 </c:pt>
               </c:strCache>
             </c:strRef>
@@ -2266,27 +2765,27 @@
           </c:cat>
           <c:val>
             <c:numRef>
-              <c:f>2</c:f>
+              <c:f>3</c:f>
               <c:numCache>
                 <c:formatCode>General</c:formatCode>
                 <c:ptCount val="6"/>
                 <c:pt idx="0">
-                  <c:v>1.076</c:v>
+                  <c:v>0.324</c:v>
                 </c:pt>
                 <c:pt idx="1">
-                  <c:v>5.721</c:v>
+                  <c:v>0.684</c:v>
                 </c:pt>
                 <c:pt idx="2">
-                  <c:v>11.789</c:v>
+                  <c:v>0.956</c:v>
                 </c:pt>
                 <c:pt idx="3">
-                  <c:v>59.529</c:v>
+                  <c:v>4.223</c:v>
                 </c:pt>
                 <c:pt idx="4">
-                  <c:v>118.678</c:v>
+                  <c:v>6.062</c:v>
                 </c:pt>
                 <c:pt idx="5">
-                  <c:v>579.842</c:v>
+                  <c:v>31.691</c:v>
                 </c:pt>
               </c:numCache>
             </c:numRef>
@@ -2294,15 +2793,15 @@
           <c:smooth val="0"/>
         </c:ser>
         <c:ser>
-          <c:idx val="3"/>
-          <c:order val="3"/>
+          <c:idx val="4"/>
+          <c:order val="4"/>
           <c:tx>
             <c:strRef>
-              <c:f>label 3</c:f>
+              <c:f>label 4</c:f>
               <c:strCache>
                 <c:ptCount val="1"/>
                 <c:pt idx="0">
-                  <c:v>MPI (2 процесса)</c:v>
+                  <c:v>CUDA (256 threadsPerBlock)</c:v>
                 </c:pt>
               </c:strCache>
             </c:strRef>
@@ -2394,27 +2893,27 @@
           </c:cat>
           <c:val>
             <c:numRef>
-              <c:f>3</c:f>
+              <c:f>4</c:f>
               <c:numCache>
                 <c:formatCode>General</c:formatCode>
                 <c:ptCount val="6"/>
                 <c:pt idx="0">
-                  <c:v>0.666</c:v>
+                  <c:v>0.45</c:v>
                 </c:pt>
                 <c:pt idx="1">
-                  <c:v>2.886</c:v>
+                  <c:v>0.952</c:v>
                 </c:pt>
                 <c:pt idx="2">
-                  <c:v>5.901</c:v>
+                  <c:v>1.338</c:v>
                 </c:pt>
                 <c:pt idx="3">
-                  <c:v>29.287</c:v>
+                  <c:v>4.241</c:v>
                 </c:pt>
                 <c:pt idx="4">
-                  <c:v>63.102</c:v>
+                  <c:v>7.974</c:v>
                 </c:pt>
                 <c:pt idx="5">
-                  <c:v>311.401</c:v>
+                  <c:v>36.111</c:v>
                 </c:pt>
               </c:numCache>
             </c:numRef>
@@ -2422,15 +2921,15 @@
           <c:smooth val="0"/>
         </c:ser>
         <c:ser>
-          <c:idx val="4"/>
-          <c:order val="4"/>
+          <c:idx val="5"/>
+          <c:order val="5"/>
           <c:tx>
             <c:strRef>
-              <c:f>label 4</c:f>
+              <c:f>label 5</c:f>
               <c:strCache>
                 <c:ptCount val="1"/>
                 <c:pt idx="0">
-                  <c:v>MPI (3 процесса)</c:v>
+                  <c:v>CUDA (512 threadsPerBlock)</c:v>
                 </c:pt>
               </c:strCache>
             </c:strRef>
@@ -2522,151 +3021,27 @@
           </c:cat>
           <c:val>
             <c:numRef>
-              <c:f>4</c:f>
-              <c:numCache>
-                <c:formatCode>General</c:formatCode>
-                <c:ptCount val="6"/>
-                <c:pt idx="0">
-                  <c:v>0.888</c:v>
-                </c:pt>
-                <c:pt idx="1">
-                  <c:v>2.103</c:v>
-                </c:pt>
-                <c:pt idx="2">
-                  <c:v>4.295</c:v>
-                </c:pt>
-                <c:pt idx="3">
-                  <c:v>21.448</c:v>
-                </c:pt>
-                <c:pt idx="4">
-                  <c:v>42.692</c:v>
-                </c:pt>
-                <c:pt idx="5">
-                  <c:v>211.916</c:v>
-                </c:pt>
-              </c:numCache>
-            </c:numRef>
-          </c:val>
-          <c:smooth val="0"/>
-        </c:ser>
-        <c:ser>
-          <c:idx val="5"/>
-          <c:order val="5"/>
-          <c:tx>
-            <c:strRef>
-              <c:f>label 5</c:f>
-              <c:strCache>
-                <c:ptCount val="1"/>
-                <c:pt idx="0">
-                  <c:v>MPI (4 процесса)</c:v>
-                </c:pt>
-              </c:strCache>
-            </c:strRef>
-          </c:tx>
-          <c:spPr>
-            <a:solidFill>
-              <a:srgbClr val="83caff"/>
-            </a:solidFill>
-            <a:ln w="28800">
-              <a:solidFill>
-                <a:srgbClr val="83caff"/>
-              </a:solidFill>
-              <a:round/>
-            </a:ln>
-          </c:spPr>
-          <c:marker>
-            <c:symbol val="triangle"/>
-            <c:size val="8"/>
-            <c:spPr>
-              <a:solidFill>
-                <a:srgbClr val="83caff"/>
-              </a:solidFill>
-            </c:spPr>
-          </c:marker>
-          <c:dLbls>
-            <c:txPr>
-              <a:bodyPr wrap="none"/>
-              <a:lstStyle/>
-              <a:p>
-                <a:pPr>
-                  <a:defRPr b="0" sz="1000" strike="noStrike" u="none">
-                    <a:uFillTx/>
-                    <a:latin typeface="Arial"/>
-                  </a:defRPr>
-                </a:pPr>
-              </a:p>
-            </c:txPr>
-            <c:showLegendKey val="0"/>
-            <c:showVal val="0"/>
-            <c:showCatName val="0"/>
-            <c:showSerName val="0"/>
-            <c:showPercent val="0"/>
-            <c:separator> </c:separator>
-            <c:showLeaderLines val="1"/>
-            <c:leaderLines>
-              <c:spPr>
-                <a:ln w="28800">
-                  <a:solidFill>
-                    <a:srgbClr val="000000"/>
-                  </a:solidFill>
-                </a:ln>
-              </c:spPr>
-            </c:leaderLines>
-            <c:extLst>
-              <c:ext xmlns:c15="http://schemas.microsoft.com/office/drawing/2012/chart" uri="{CE6537A1-D6FC-4f65-9D91-7224C49458BB}">
-                <c15:showLeaderLines val="1"/>
-              </c:ext>
-            </c:extLst>
-          </c:dLbls>
-          <c:cat>
-            <c:strRef>
-              <c:f>categories</c:f>
-              <c:strCache>
-                <c:ptCount val="6"/>
-                <c:pt idx="0">
-                  <c:v>1</c:v>
-                </c:pt>
-                <c:pt idx="1">
-                  <c:v>5</c:v>
-                </c:pt>
-                <c:pt idx="2">
-                  <c:v>10</c:v>
-                </c:pt>
-                <c:pt idx="3">
-                  <c:v>50</c:v>
-                </c:pt>
-                <c:pt idx="4">
-                  <c:v>100</c:v>
-                </c:pt>
-                <c:pt idx="5">
-                  <c:v>500</c:v>
-                </c:pt>
-              </c:strCache>
-            </c:strRef>
-          </c:cat>
-          <c:val>
-            <c:numRef>
               <c:f>5</c:f>
               <c:numCache>
                 <c:formatCode>General</c:formatCode>
                 <c:ptCount val="6"/>
                 <c:pt idx="0">
-                  <c:v>0.291</c:v>
+                  <c:v>0.813</c:v>
                 </c:pt>
                 <c:pt idx="1">
-                  <c:v>2.422</c:v>
+                  <c:v>1.805</c:v>
                 </c:pt>
                 <c:pt idx="2">
-                  <c:v>3.224</c:v>
+                  <c:v>2.51</c:v>
                 </c:pt>
                 <c:pt idx="3">
-                  <c:v>16.039</c:v>
+                  <c:v>5.614</c:v>
                 </c:pt>
                 <c:pt idx="4">
-                  <c:v>32.03</c:v>
+                  <c:v>7.975</c:v>
                 </c:pt>
                 <c:pt idx="5">
-                  <c:v>166.743</c:v>
+                  <c:v>36.254</c:v>
                 </c:pt>
               </c:numCache>
             </c:numRef>
@@ -2681,11 +3056,11 @@
           </c:spPr>
         </c:hiLowLines>
         <c:marker val="1"/>
-        <c:axId val="79270199"/>
-        <c:axId val="74080416"/>
+        <c:axId val="59143471"/>
+        <c:axId val="34866332"/>
       </c:lineChart>
       <c:catAx>
-        <c:axId val="79270199"/>
+        <c:axId val="59143471"/>
         <c:scaling>
           <c:orientation val="minMax"/>
         </c:scaling>
@@ -2705,6 +3080,9 @@
                 </a:pPr>
                 <a:r>
                   <a:rPr b="0" sz="900" strike="noStrike" u="none">
+                    <a:solidFill>
+                      <a:srgbClr val="000000"/>
+                    </a:solidFill>
                     <a:uFillTx/>
                     <a:latin typeface="Arial"/>
                   </a:rPr>
@@ -2747,7 +3125,7 @@
             </a:pPr>
           </a:p>
         </c:txPr>
-        <c:crossAx val="74080416"/>
+        <c:crossAx val="34866332"/>
         <c:crosses val="autoZero"/>
         <c:auto val="1"/>
         <c:lblAlgn val="ctr"/>
@@ -2755,7 +3133,7 @@
         <c:noMultiLvlLbl val="0"/>
       </c:catAx>
       <c:valAx>
-        <c:axId val="74080416"/>
+        <c:axId val="34866332"/>
         <c:scaling>
           <c:orientation val="minMax"/>
         </c:scaling>
@@ -2784,6 +3162,9 @@
                 </a:pPr>
                 <a:r>
                   <a:rPr b="0" sz="900" strike="noStrike" u="none">
+                    <a:solidFill>
+                      <a:srgbClr val="000000"/>
+                    </a:solidFill>
                     <a:uFillTx/>
                     <a:latin typeface="Arial"/>
                   </a:rPr>
@@ -2826,7 +3207,740 @@
             </a:pPr>
           </a:p>
         </c:txPr>
-        <c:crossAx val="79270199"/>
+        <c:crossAx val="59143471"/>
+        <c:crosses val="autoZero"/>
+        <c:crossBetween val="midCat"/>
+      </c:valAx>
+      <c:spPr>
+        <a:noFill/>
+        <a:ln w="0">
+          <a:solidFill>
+            <a:srgbClr val="b3b3b3"/>
+          </a:solidFill>
+        </a:ln>
+      </c:spPr>
+    </c:plotArea>
+    <c:legend>
+      <c:legendPos val="r"/>
+      <c:overlay val="0"/>
+      <c:spPr>
+        <a:noFill/>
+        <a:ln w="0">
+          <a:noFill/>
+        </a:ln>
+      </c:spPr>
+      <c:txPr>
+        <a:bodyPr/>
+        <a:lstStyle/>
+        <a:p>
+          <a:pPr>
+            <a:defRPr b="0" sz="1000" strike="noStrike" u="none">
+              <a:solidFill>
+                <a:srgbClr val="000000"/>
+              </a:solidFill>
+              <a:uFillTx/>
+              <a:latin typeface="Arial"/>
+            </a:defRPr>
+          </a:pPr>
+        </a:p>
+      </c:txPr>
+    </c:legend>
+    <c:plotVisOnly val="1"/>
+    <c:dispBlanksAs val="gap"/>
+  </c:chart>
+  <c:spPr>
+    <a:solidFill>
+      <a:srgbClr val="ffffff"/>
+    </a:solidFill>
+    <a:ln w="0">
+      <a:noFill/>
+    </a:ln>
+  </c:spPr>
+</c:chartSpace>
+</file>
+
+<file path=word/charts/chart2.xml><?xml version="1.0" encoding="utf-8"?>
+<c:chartSpace xmlns:c="http://schemas.openxmlformats.org/drawingml/2006/chart" xmlns:a="http://schemas.openxmlformats.org/drawingml/2006/main" xmlns:r="http://schemas.openxmlformats.org/officeDocument/2006/relationships">
+  <c:lang val="en-US"/>
+  <c:roundedCorners val="0"/>
+  <c:chart>
+    <c:autoTitleDeleted val="1"/>
+    <c:plotArea>
+      <c:lineChart>
+        <c:grouping val="standard"/>
+        <c:varyColors val="0"/>
+        <c:ser>
+          <c:idx val="0"/>
+          <c:order val="0"/>
+          <c:tx>
+            <c:strRef>
+              <c:f>label 0</c:f>
+              <c:strCache>
+                <c:ptCount val="1"/>
+                <c:pt idx="0">
+                  <c:v>CUDA (64 threadsPerBlock)</c:v>
+                </c:pt>
+              </c:strCache>
+            </c:strRef>
+          </c:tx>
+          <c:spPr>
+            <a:solidFill>
+              <a:srgbClr val="83caff"/>
+            </a:solidFill>
+            <a:ln w="28800">
+              <a:solidFill>
+                <a:srgbClr val="83caff"/>
+              </a:solidFill>
+              <a:round/>
+            </a:ln>
+          </c:spPr>
+          <c:marker>
+            <c:symbol val="triangle"/>
+            <c:size val="8"/>
+            <c:spPr>
+              <a:solidFill>
+                <a:srgbClr val="83caff"/>
+              </a:solidFill>
+            </c:spPr>
+          </c:marker>
+          <c:dLbls>
+            <c:txPr>
+              <a:bodyPr wrap="none"/>
+              <a:lstStyle/>
+              <a:p>
+                <a:pPr>
+                  <a:defRPr b="0" sz="1000" strike="noStrike" u="none">
+                    <a:solidFill>
+                      <a:srgbClr val="000000"/>
+                    </a:solidFill>
+                    <a:uFillTx/>
+                    <a:latin typeface="Arial"/>
+                  </a:defRPr>
+                </a:pPr>
+              </a:p>
+            </c:txPr>
+            <c:dLblPos val="r"/>
+            <c:showLegendKey val="0"/>
+            <c:showVal val="0"/>
+            <c:showCatName val="0"/>
+            <c:showSerName val="0"/>
+            <c:showPercent val="0"/>
+            <c:separator> </c:separator>
+            <c:showLeaderLines val="1"/>
+            <c:leaderLines>
+              <c:spPr>
+                <a:ln w="28800">
+                  <a:solidFill>
+                    <a:srgbClr val="000000"/>
+                  </a:solidFill>
+                </a:ln>
+              </c:spPr>
+            </c:leaderLines>
+            <c:extLst>
+              <c:ext xmlns:c15="http://schemas.microsoft.com/office/drawing/2012/chart" uri="{CE6537A1-D6FC-4f65-9D91-7224C49458BB}">
+                <c15:showLeaderLines val="1"/>
+              </c:ext>
+            </c:extLst>
+          </c:dLbls>
+          <c:cat>
+            <c:strRef>
+              <c:f>categories</c:f>
+              <c:strCache>
+                <c:ptCount val="6"/>
+                <c:pt idx="0">
+                  <c:v>1</c:v>
+                </c:pt>
+                <c:pt idx="1">
+                  <c:v>5</c:v>
+                </c:pt>
+                <c:pt idx="2">
+                  <c:v>10</c:v>
+                </c:pt>
+                <c:pt idx="3">
+                  <c:v>50</c:v>
+                </c:pt>
+                <c:pt idx="4">
+                  <c:v>100</c:v>
+                </c:pt>
+                <c:pt idx="5">
+                  <c:v>500</c:v>
+                </c:pt>
+              </c:strCache>
+            </c:strRef>
+          </c:cat>
+          <c:val>
+            <c:numRef>
+              <c:f>0</c:f>
+              <c:numCache>
+                <c:formatCode>General</c:formatCode>
+                <c:ptCount val="6"/>
+                <c:pt idx="0">
+                  <c:v>0.328</c:v>
+                </c:pt>
+                <c:pt idx="1">
+                  <c:v>0.686</c:v>
+                </c:pt>
+                <c:pt idx="2">
+                  <c:v>0.945</c:v>
+                </c:pt>
+                <c:pt idx="3">
+                  <c:v>4.22</c:v>
+                </c:pt>
+                <c:pt idx="4">
+                  <c:v>6.028</c:v>
+                </c:pt>
+                <c:pt idx="5">
+                  <c:v>31.556</c:v>
+                </c:pt>
+              </c:numCache>
+            </c:numRef>
+          </c:val>
+          <c:smooth val="0"/>
+        </c:ser>
+        <c:ser>
+          <c:idx val="1"/>
+          <c:order val="1"/>
+          <c:tx>
+            <c:strRef>
+              <c:f>label 1</c:f>
+              <c:strCache>
+                <c:ptCount val="1"/>
+                <c:pt idx="0">
+                  <c:v>CUDA (128 threadsPerBlock)</c:v>
+                </c:pt>
+              </c:strCache>
+            </c:strRef>
+          </c:tx>
+          <c:spPr>
+            <a:solidFill>
+              <a:srgbClr val="ffd320"/>
+            </a:solidFill>
+            <a:ln w="28800">
+              <a:solidFill>
+                <a:srgbClr val="ffd320"/>
+              </a:solidFill>
+              <a:round/>
+            </a:ln>
+          </c:spPr>
+          <c:marker>
+            <c:symbol val="triangle"/>
+            <c:size val="8"/>
+            <c:spPr>
+              <a:solidFill>
+                <a:srgbClr val="ffd320"/>
+              </a:solidFill>
+            </c:spPr>
+          </c:marker>
+          <c:dLbls>
+            <c:txPr>
+              <a:bodyPr wrap="none"/>
+              <a:lstStyle/>
+              <a:p>
+                <a:pPr>
+                  <a:defRPr b="0" sz="1000" strike="noStrike" u="none">
+                    <a:solidFill>
+                      <a:srgbClr val="000000"/>
+                    </a:solidFill>
+                    <a:uFillTx/>
+                    <a:latin typeface="Arial"/>
+                  </a:defRPr>
+                </a:pPr>
+              </a:p>
+            </c:txPr>
+            <c:dLblPos val="r"/>
+            <c:showLegendKey val="0"/>
+            <c:showVal val="0"/>
+            <c:showCatName val="0"/>
+            <c:showSerName val="0"/>
+            <c:showPercent val="0"/>
+            <c:separator> </c:separator>
+            <c:showLeaderLines val="1"/>
+            <c:leaderLines>
+              <c:spPr>
+                <a:ln w="28800">
+                  <a:solidFill>
+                    <a:srgbClr val="000000"/>
+                  </a:solidFill>
+                </a:ln>
+              </c:spPr>
+            </c:leaderLines>
+            <c:extLst>
+              <c:ext xmlns:c15="http://schemas.microsoft.com/office/drawing/2012/chart" uri="{CE6537A1-D6FC-4f65-9D91-7224C49458BB}">
+                <c15:showLeaderLines val="1"/>
+              </c:ext>
+            </c:extLst>
+          </c:dLbls>
+          <c:cat>
+            <c:strRef>
+              <c:f>categories</c:f>
+              <c:strCache>
+                <c:ptCount val="6"/>
+                <c:pt idx="0">
+                  <c:v>1</c:v>
+                </c:pt>
+                <c:pt idx="1">
+                  <c:v>5</c:v>
+                </c:pt>
+                <c:pt idx="2">
+                  <c:v>10</c:v>
+                </c:pt>
+                <c:pt idx="3">
+                  <c:v>50</c:v>
+                </c:pt>
+                <c:pt idx="4">
+                  <c:v>100</c:v>
+                </c:pt>
+                <c:pt idx="5">
+                  <c:v>500</c:v>
+                </c:pt>
+              </c:strCache>
+            </c:strRef>
+          </c:cat>
+          <c:val>
+            <c:numRef>
+              <c:f>1</c:f>
+              <c:numCache>
+                <c:formatCode>General</c:formatCode>
+                <c:ptCount val="6"/>
+                <c:pt idx="0">
+                  <c:v>0.324</c:v>
+                </c:pt>
+                <c:pt idx="1">
+                  <c:v>0.684</c:v>
+                </c:pt>
+                <c:pt idx="2">
+                  <c:v>0.956</c:v>
+                </c:pt>
+                <c:pt idx="3">
+                  <c:v>4.223</c:v>
+                </c:pt>
+                <c:pt idx="4">
+                  <c:v>6.062</c:v>
+                </c:pt>
+                <c:pt idx="5">
+                  <c:v>31.691</c:v>
+                </c:pt>
+              </c:numCache>
+            </c:numRef>
+          </c:val>
+          <c:smooth val="0"/>
+        </c:ser>
+        <c:ser>
+          <c:idx val="2"/>
+          <c:order val="2"/>
+          <c:tx>
+            <c:strRef>
+              <c:f>label 2</c:f>
+              <c:strCache>
+                <c:ptCount val="1"/>
+                <c:pt idx="0">
+                  <c:v>CUDA (256 threadsPerBlock)</c:v>
+                </c:pt>
+              </c:strCache>
+            </c:strRef>
+          </c:tx>
+          <c:spPr>
+            <a:solidFill>
+              <a:srgbClr val="579d1c"/>
+            </a:solidFill>
+            <a:ln w="28800">
+              <a:solidFill>
+                <a:srgbClr val="579d1c"/>
+              </a:solidFill>
+              <a:round/>
+            </a:ln>
+          </c:spPr>
+          <c:marker>
+            <c:symbol val="triangle"/>
+            <c:size val="8"/>
+            <c:spPr>
+              <a:solidFill>
+                <a:srgbClr val="579d1c"/>
+              </a:solidFill>
+            </c:spPr>
+          </c:marker>
+          <c:dLbls>
+            <c:txPr>
+              <a:bodyPr wrap="none"/>
+              <a:lstStyle/>
+              <a:p>
+                <a:pPr>
+                  <a:defRPr b="0" sz="1000" strike="noStrike" u="none">
+                    <a:solidFill>
+                      <a:srgbClr val="000000"/>
+                    </a:solidFill>
+                    <a:uFillTx/>
+                    <a:latin typeface="Arial"/>
+                  </a:defRPr>
+                </a:pPr>
+              </a:p>
+            </c:txPr>
+            <c:dLblPos val="r"/>
+            <c:showLegendKey val="0"/>
+            <c:showVal val="0"/>
+            <c:showCatName val="0"/>
+            <c:showSerName val="0"/>
+            <c:showPercent val="0"/>
+            <c:separator> </c:separator>
+            <c:showLeaderLines val="1"/>
+            <c:leaderLines>
+              <c:spPr>
+                <a:ln w="28800">
+                  <a:solidFill>
+                    <a:srgbClr val="000000"/>
+                  </a:solidFill>
+                </a:ln>
+              </c:spPr>
+            </c:leaderLines>
+            <c:extLst>
+              <c:ext xmlns:c15="http://schemas.microsoft.com/office/drawing/2012/chart" uri="{CE6537A1-D6FC-4f65-9D91-7224C49458BB}">
+                <c15:showLeaderLines val="1"/>
+              </c:ext>
+            </c:extLst>
+          </c:dLbls>
+          <c:cat>
+            <c:strRef>
+              <c:f>categories</c:f>
+              <c:strCache>
+                <c:ptCount val="6"/>
+                <c:pt idx="0">
+                  <c:v>1</c:v>
+                </c:pt>
+                <c:pt idx="1">
+                  <c:v>5</c:v>
+                </c:pt>
+                <c:pt idx="2">
+                  <c:v>10</c:v>
+                </c:pt>
+                <c:pt idx="3">
+                  <c:v>50</c:v>
+                </c:pt>
+                <c:pt idx="4">
+                  <c:v>100</c:v>
+                </c:pt>
+                <c:pt idx="5">
+                  <c:v>500</c:v>
+                </c:pt>
+              </c:strCache>
+            </c:strRef>
+          </c:cat>
+          <c:val>
+            <c:numRef>
+              <c:f>2</c:f>
+              <c:numCache>
+                <c:formatCode>General</c:formatCode>
+                <c:ptCount val="6"/>
+                <c:pt idx="0">
+                  <c:v>0.45</c:v>
+                </c:pt>
+                <c:pt idx="1">
+                  <c:v>0.952</c:v>
+                </c:pt>
+                <c:pt idx="2">
+                  <c:v>1.338</c:v>
+                </c:pt>
+                <c:pt idx="3">
+                  <c:v>4.241</c:v>
+                </c:pt>
+                <c:pt idx="4">
+                  <c:v>7.974</c:v>
+                </c:pt>
+                <c:pt idx="5">
+                  <c:v>36.111</c:v>
+                </c:pt>
+              </c:numCache>
+            </c:numRef>
+          </c:val>
+          <c:smooth val="0"/>
+        </c:ser>
+        <c:ser>
+          <c:idx val="3"/>
+          <c:order val="3"/>
+          <c:tx>
+            <c:strRef>
+              <c:f>label 3</c:f>
+              <c:strCache>
+                <c:ptCount val="1"/>
+                <c:pt idx="0">
+                  <c:v>CUDA (512 threadsPerBlock)</c:v>
+                </c:pt>
+              </c:strCache>
+            </c:strRef>
+          </c:tx>
+          <c:spPr>
+            <a:solidFill>
+              <a:srgbClr val="7e0021"/>
+            </a:solidFill>
+            <a:ln w="28800">
+              <a:solidFill>
+                <a:srgbClr val="7e0021"/>
+              </a:solidFill>
+              <a:round/>
+            </a:ln>
+          </c:spPr>
+          <c:marker>
+            <c:symbol val="triangle"/>
+            <c:size val="8"/>
+            <c:spPr>
+              <a:solidFill>
+                <a:srgbClr val="7e0021"/>
+              </a:solidFill>
+            </c:spPr>
+          </c:marker>
+          <c:dLbls>
+            <c:txPr>
+              <a:bodyPr wrap="none"/>
+              <a:lstStyle/>
+              <a:p>
+                <a:pPr>
+                  <a:defRPr b="0" sz="1000" strike="noStrike" u="none">
+                    <a:solidFill>
+                      <a:srgbClr val="000000"/>
+                    </a:solidFill>
+                    <a:uFillTx/>
+                    <a:latin typeface="Arial"/>
+                  </a:defRPr>
+                </a:pPr>
+              </a:p>
+            </c:txPr>
+            <c:dLblPos val="r"/>
+            <c:showLegendKey val="0"/>
+            <c:showVal val="0"/>
+            <c:showCatName val="0"/>
+            <c:showSerName val="0"/>
+            <c:showPercent val="0"/>
+            <c:separator> </c:separator>
+            <c:showLeaderLines val="1"/>
+            <c:leaderLines>
+              <c:spPr>
+                <a:ln w="28800">
+                  <a:solidFill>
+                    <a:srgbClr val="000000"/>
+                  </a:solidFill>
+                </a:ln>
+              </c:spPr>
+            </c:leaderLines>
+            <c:extLst>
+              <c:ext xmlns:c15="http://schemas.microsoft.com/office/drawing/2012/chart" uri="{CE6537A1-D6FC-4f65-9D91-7224C49458BB}">
+                <c15:showLeaderLines val="1"/>
+              </c:ext>
+            </c:extLst>
+          </c:dLbls>
+          <c:cat>
+            <c:strRef>
+              <c:f>categories</c:f>
+              <c:strCache>
+                <c:ptCount val="6"/>
+                <c:pt idx="0">
+                  <c:v>1</c:v>
+                </c:pt>
+                <c:pt idx="1">
+                  <c:v>5</c:v>
+                </c:pt>
+                <c:pt idx="2">
+                  <c:v>10</c:v>
+                </c:pt>
+                <c:pt idx="3">
+                  <c:v>50</c:v>
+                </c:pt>
+                <c:pt idx="4">
+                  <c:v>100</c:v>
+                </c:pt>
+                <c:pt idx="5">
+                  <c:v>500</c:v>
+                </c:pt>
+              </c:strCache>
+            </c:strRef>
+          </c:cat>
+          <c:val>
+            <c:numRef>
+              <c:f>3</c:f>
+              <c:numCache>
+                <c:formatCode>General</c:formatCode>
+                <c:ptCount val="6"/>
+                <c:pt idx="0">
+                  <c:v>0.813</c:v>
+                </c:pt>
+                <c:pt idx="1">
+                  <c:v>1.805</c:v>
+                </c:pt>
+                <c:pt idx="2">
+                  <c:v>2.51</c:v>
+                </c:pt>
+                <c:pt idx="3">
+                  <c:v>5.614</c:v>
+                </c:pt>
+                <c:pt idx="4">
+                  <c:v>7.975</c:v>
+                </c:pt>
+                <c:pt idx="5">
+                  <c:v>36.254</c:v>
+                </c:pt>
+              </c:numCache>
+            </c:numRef>
+          </c:val>
+          <c:smooth val="0"/>
+        </c:ser>
+        <c:hiLowLines>
+          <c:spPr>
+            <a:ln w="0">
+              <a:noFill/>
+            </a:ln>
+          </c:spPr>
+        </c:hiLowLines>
+        <c:marker val="1"/>
+        <c:axId val="7398512"/>
+        <c:axId val="99032260"/>
+      </c:lineChart>
+      <c:catAx>
+        <c:axId val="7398512"/>
+        <c:scaling>
+          <c:orientation val="minMax"/>
+        </c:scaling>
+        <c:delete val="0"/>
+        <c:axPos val="b"/>
+        <c:title>
+          <c:tx>
+            <c:rich>
+              <a:bodyPr rot="0"/>
+              <a:lstStyle/>
+              <a:p>
+                <a:pPr>
+                  <a:defRPr b="0" sz="1300" strike="noStrike" u="none">
+                    <a:uFillTx/>
+                    <a:latin typeface="Arial"/>
+                  </a:defRPr>
+                </a:pPr>
+                <a:r>
+                  <a:rPr b="0" sz="900" strike="noStrike" u="none">
+                    <a:solidFill>
+                      <a:srgbClr val="000000"/>
+                    </a:solidFill>
+                    <a:uFillTx/>
+                    <a:latin typeface="Arial"/>
+                  </a:rPr>
+                  <a:t>mb of data</a:t>
+                </a:r>
+              </a:p>
+            </c:rich>
+          </c:tx>
+          <c:overlay val="0"/>
+          <c:spPr>
+            <a:noFill/>
+            <a:ln w="0">
+              <a:noFill/>
+            </a:ln>
+          </c:spPr>
+        </c:title>
+        <c:numFmt formatCode="General" sourceLinked="0"/>
+        <c:majorTickMark val="out"/>
+        <c:minorTickMark val="none"/>
+        <c:tickLblPos val="nextTo"/>
+        <c:spPr>
+          <a:ln w="0">
+            <a:solidFill>
+              <a:srgbClr val="b3b3b3"/>
+            </a:solidFill>
+          </a:ln>
+        </c:spPr>
+        <c:txPr>
+          <a:bodyPr/>
+          <a:lstStyle/>
+          <a:p>
+            <a:pPr>
+              <a:defRPr b="0" sz="1000" strike="noStrike" u="none">
+                <a:solidFill>
+                  <a:srgbClr val="000000"/>
+                </a:solidFill>
+                <a:uFillTx/>
+                <a:latin typeface="Arial"/>
+              </a:defRPr>
+            </a:pPr>
+          </a:p>
+        </c:txPr>
+        <c:crossAx val="99032260"/>
+        <c:crosses val="autoZero"/>
+        <c:auto val="1"/>
+        <c:lblAlgn val="ctr"/>
+        <c:lblOffset val="100"/>
+        <c:noMultiLvlLbl val="0"/>
+      </c:catAx>
+      <c:valAx>
+        <c:axId val="99032260"/>
+        <c:scaling>
+          <c:orientation val="minMax"/>
+        </c:scaling>
+        <c:delete val="0"/>
+        <c:axPos val="l"/>
+        <c:majorGridlines>
+          <c:spPr>
+            <a:ln w="0">
+              <a:solidFill>
+                <a:srgbClr val="b3b3b3"/>
+              </a:solidFill>
+            </a:ln>
+          </c:spPr>
+        </c:majorGridlines>
+        <c:title>
+          <c:tx>
+            <c:rich>
+              <a:bodyPr rot="-5400000"/>
+              <a:lstStyle/>
+              <a:p>
+                <a:pPr>
+                  <a:defRPr b="0" sz="1300" strike="noStrike" u="none">
+                    <a:uFillTx/>
+                    <a:latin typeface="Arial"/>
+                  </a:defRPr>
+                </a:pPr>
+                <a:r>
+                  <a:rPr b="0" sz="900" strike="noStrike" u="none">
+                    <a:solidFill>
+                      <a:srgbClr val="000000"/>
+                    </a:solidFill>
+                    <a:uFillTx/>
+                    <a:latin typeface="Arial"/>
+                  </a:rPr>
+                  <a:t>time in ms</a:t>
+                </a:r>
+              </a:p>
+            </c:rich>
+          </c:tx>
+          <c:overlay val="0"/>
+          <c:spPr>
+            <a:noFill/>
+            <a:ln w="0">
+              <a:noFill/>
+            </a:ln>
+          </c:spPr>
+        </c:title>
+        <c:numFmt formatCode="General" sourceLinked="0"/>
+        <c:majorTickMark val="out"/>
+        <c:minorTickMark val="none"/>
+        <c:tickLblPos val="nextTo"/>
+        <c:spPr>
+          <a:ln w="0">
+            <a:solidFill>
+              <a:srgbClr val="b3b3b3"/>
+            </a:solidFill>
+          </a:ln>
+        </c:spPr>
+        <c:txPr>
+          <a:bodyPr/>
+          <a:lstStyle/>
+          <a:p>
+            <a:pPr>
+              <a:defRPr b="0" sz="1000" strike="noStrike" u="none">
+                <a:solidFill>
+                  <a:srgbClr val="000000"/>
+                </a:solidFill>
+                <a:uFillTx/>
+                <a:latin typeface="Arial"/>
+              </a:defRPr>
+            </a:pPr>
+          </a:p>
+        </c:txPr>
+        <c:crossAx val="7398512"/>
         <c:crosses val="autoZero"/>
         <c:crossBetween val="midCat"/>
       </c:valAx>
